--- a/MODUL AJAR/MA PPKN/BAB 4 - PPKn Kls 1.docx
+++ b/MODUL AJAR/MA PPKN/BAB 4 - PPKn Kls 1.docx
@@ -1,6 +1,6 @@
 
 <file path=word/document.xml><?xml version="1.0" encoding="utf-8"?>
-<w:document xmlns:wpc="http://schemas.microsoft.com/office/word/2010/wordprocessingCanvas" xmlns:cx="http://schemas.microsoft.com/office/drawing/2014/chartex" xmlns:cx1="http://schemas.microsoft.com/office/drawing/2015/9/8/chartex" xmlns:cx2="http://schemas.microsoft.com/office/drawing/2015/10/21/chartex" xmlns:cx3="http://schemas.microsoft.com/office/drawing/2016/5/9/chartex" xmlns:cx4="http://schemas.microsoft.com/office/drawing/2016/5/10/chartex" xmlns:cx5="http://schemas.microsoft.com/office/drawing/2016/5/11/chartex" xmlns:cx6="http://schemas.microsoft.com/office/drawing/2016/5/12/chartex" xmlns:cx7="http://schemas.microsoft.com/office/drawing/2016/5/13/chartex" xmlns:cx8="http://schemas.microsoft.com/office/drawing/2016/5/14/chartex" xmlns:mc="http://schemas.openxmlformats.org/markup-compatibility/2006" xmlns:aink="http://schemas.microsoft.com/office/drawing/2016/ink" xmlns:am3d="http://schemas.microsoft.com/office/drawing/2017/model3d" xmlns:o="urn:schemas-microsoft-com:office:office" xmlns:oel="http://schemas.microsoft.com/office/2019/extlst" xmlns:r="http://schemas.openxmlformats.org/officeDocument/2006/relationships" xmlns:m="http://schemas.openxmlformats.org/officeDocument/2006/math" xmlns:v="urn:schemas-microsoft-com:vml" xmlns:wp14="http://schemas.microsoft.com/office/word/2010/wordprocessingDrawing" xmlns:wp="http://schemas.openxmlformats.org/drawingml/2006/wordprocessingDrawing" xmlns:w10="urn:schemas-microsoft-com:office:word" xmlns:w="http://schemas.openxmlformats.org/wordprocessingml/2006/main" xmlns:w14="http://schemas.microsoft.com/office/word/2010/wordml" xmlns:w15="http://schemas.microsoft.com/office/word/2012/wordml" xmlns:w16cex="http://schemas.microsoft.com/office/word/2018/wordml/cex" xmlns:w16cid="http://schemas.microsoft.com/office/word/2016/wordml/cid" xmlns:w16="http://schemas.microsoft.com/office/word/2018/wordml" xmlns:w16sdtdh="http://schemas.microsoft.com/office/word/2020/wordml/sdtdatahash" xmlns:w16se="http://schemas.microsoft.com/office/word/2015/wordml/symex" xmlns:wpg="http://schemas.microsoft.com/office/word/2010/wordprocessingGroup" xmlns:wpi="http://schemas.microsoft.com/office/word/2010/wordprocessingInk" xmlns:wne="http://schemas.microsoft.com/office/word/2006/wordml" xmlns:wps="http://schemas.microsoft.com/office/word/2010/wordprocessingShape" mc:Ignorable="w14 w15 w16se w16cid w16 w16cex w16sdtdh wp14">
+<w:document xmlns:wpc="http://schemas.microsoft.com/office/word/2010/wordprocessingCanvas" xmlns:cx="http://schemas.microsoft.com/office/drawing/2014/chartex" xmlns:cx1="http://schemas.microsoft.com/office/drawing/2015/9/8/chartex" xmlns:cx2="http://schemas.microsoft.com/office/drawing/2015/10/21/chartex" xmlns:cx3="http://schemas.microsoft.com/office/drawing/2016/5/9/chartex" xmlns:cx4="http://schemas.microsoft.com/office/drawing/2016/5/10/chartex" xmlns:cx5="http://schemas.microsoft.com/office/drawing/2016/5/11/chartex" xmlns:cx6="http://schemas.microsoft.com/office/drawing/2016/5/12/chartex" xmlns:cx7="http://schemas.microsoft.com/office/drawing/2016/5/13/chartex" xmlns:cx8="http://schemas.microsoft.com/office/drawing/2016/5/14/chartex" xmlns:mc="http://schemas.openxmlformats.org/markup-compatibility/2006" xmlns:aink="http://schemas.microsoft.com/office/drawing/2016/ink" xmlns:am3d="http://schemas.microsoft.com/office/drawing/2017/model3d" xmlns:o="urn:schemas-microsoft-com:office:office" xmlns:oel="http://schemas.microsoft.com/office/2019/extlst" xmlns:r="http://schemas.openxmlformats.org/officeDocument/2006/relationships" xmlns:m="http://schemas.openxmlformats.org/officeDocument/2006/math" xmlns:v="urn:schemas-microsoft-com:vml" xmlns:wp14="http://schemas.microsoft.com/office/word/2010/wordprocessingDrawing" xmlns:wp="http://schemas.openxmlformats.org/drawingml/2006/wordprocessingDrawing" xmlns:w10="urn:schemas-microsoft-com:office:word" xmlns:w="http://schemas.openxmlformats.org/wordprocessingml/2006/main" xmlns:w14="http://schemas.microsoft.com/office/word/2010/wordml" xmlns:w15="http://schemas.microsoft.com/office/word/2012/wordml" xmlns:w16cex="http://schemas.microsoft.com/office/word/2018/wordml/cex" xmlns:w16cid="http://schemas.microsoft.com/office/word/2016/wordml/cid" xmlns:w16="http://schemas.microsoft.com/office/word/2018/wordml" xmlns:w16du="http://schemas.microsoft.com/office/word/2023/wordml/word16du" xmlns:w16sdtdh="http://schemas.microsoft.com/office/word/2020/wordml/sdtdatahash" xmlns:w16sdtfl="http://schemas.microsoft.com/office/word/2024/wordml/sdtformatlock" xmlns:w16se="http://schemas.microsoft.com/office/word/2015/wordml/symex" xmlns:wpg="http://schemas.microsoft.com/office/word/2010/wordprocessingGroup" xmlns:wpi="http://schemas.microsoft.com/office/word/2010/wordprocessingInk" xmlns:wne="http://schemas.microsoft.com/office/word/2006/wordml" xmlns:wps="http://schemas.microsoft.com/office/word/2010/wordprocessingShape" mc:Ignorable="w14 w15 w16se w16cid w16 w16cex w16sdtdh w16sdtfl w16du wp14">
   <w:body>
     <w:p>
       <w:pPr>
@@ -864,7 +864,16 @@
                 <w:lang w:val="pt-BR"/>
               </w:rPr>
               <w:tab/>
-              <w:t>2025/2026</w:t>
+            </w:r>
+            <w:r>
+              <w:rPr>
+                <w:b/>
+                <w:bCs/>
+                <w:sz w:val="28"/>
+                <w:szCs w:val="28"/>
+                <w:lang w:val="pt-BR"/>
+              </w:rPr>
+              <w:t>2026/2027</w:t>
             </w:r>
           </w:p>
           <w:p>
@@ -1390,7 +1399,6 @@
           <w:szCs w:val="24"/>
         </w:rPr>
         <w:tab/>
-        <w:t>20</w:t>
       </w:r>
       <w:r>
         <w:rPr>
@@ -1399,7 +1407,7 @@
           <w:sz w:val="24"/>
           <w:szCs w:val="24"/>
         </w:rPr>
-        <w:t>25/2026</w:t>
+        <w:t>2026/2027</w:t>
       </w:r>
     </w:p>
     <w:p>
@@ -1545,7 +1553,7 @@
     </w:p>
     <w:p>
       <w:pPr>
-        <w:pStyle w:val="DaftarParagraf"/>
+        <w:pStyle w:val="ListParagraph"/>
         <w:numPr>
           <w:ilvl w:val="0"/>
           <w:numId w:val="1"/>
@@ -1638,7 +1646,7 @@
     </w:p>
     <w:p>
       <w:pPr>
-        <w:pStyle w:val="DaftarParagraf"/>
+        <w:pStyle w:val="ListParagraph"/>
         <w:numPr>
           <w:ilvl w:val="0"/>
           <w:numId w:val="4"/>
@@ -1665,7 +1673,7 @@
     </w:p>
     <w:p>
       <w:pPr>
-        <w:pStyle w:val="DaftarParagraf"/>
+        <w:pStyle w:val="ListParagraph"/>
         <w:spacing w:before="60" w:after="60"/>
         <w:rPr>
           <w:rFonts w:eastAsia="Calibri"/>
@@ -1684,7 +1692,7 @@
     </w:p>
     <w:p>
       <w:pPr>
-        <w:pStyle w:val="DaftarParagraf"/>
+        <w:pStyle w:val="ListParagraph"/>
         <w:numPr>
           <w:ilvl w:val="0"/>
           <w:numId w:val="4"/>
@@ -1711,7 +1719,7 @@
     </w:p>
     <w:p>
       <w:pPr>
-        <w:pStyle w:val="DaftarParagraf"/>
+        <w:pStyle w:val="ListParagraph"/>
         <w:spacing w:before="60" w:after="60"/>
         <w:rPr>
           <w:rFonts w:eastAsia="Calibri"/>
@@ -1730,7 +1738,7 @@
     </w:p>
     <w:p>
       <w:pPr>
-        <w:pStyle w:val="DaftarParagraf"/>
+        <w:pStyle w:val="ListParagraph"/>
         <w:numPr>
           <w:ilvl w:val="0"/>
           <w:numId w:val="4"/>
@@ -1757,7 +1765,7 @@
     </w:p>
     <w:p>
       <w:pPr>
-        <w:pStyle w:val="DaftarParagraf"/>
+        <w:pStyle w:val="ListParagraph"/>
         <w:spacing w:before="60" w:after="60"/>
         <w:rPr>
           <w:rFonts w:eastAsia="Calibri"/>
@@ -1776,7 +1784,7 @@
     </w:p>
     <w:p>
       <w:pPr>
-        <w:pStyle w:val="DaftarParagraf"/>
+        <w:pStyle w:val="ListParagraph"/>
         <w:numPr>
           <w:ilvl w:val="0"/>
           <w:numId w:val="4"/>
@@ -1803,7 +1811,7 @@
     </w:p>
     <w:p>
       <w:pPr>
-        <w:pStyle w:val="DaftarParagraf"/>
+        <w:pStyle w:val="ListParagraph"/>
         <w:spacing w:before="60" w:after="60"/>
         <w:rPr>
           <w:rFonts w:eastAsia="Calibri"/>
@@ -1822,7 +1830,7 @@
     </w:p>
     <w:p>
       <w:pPr>
-        <w:pStyle w:val="DaftarParagraf"/>
+        <w:pStyle w:val="ListParagraph"/>
         <w:numPr>
           <w:ilvl w:val="0"/>
           <w:numId w:val="4"/>
@@ -1849,7 +1857,7 @@
     </w:p>
     <w:p>
       <w:pPr>
-        <w:pStyle w:val="DaftarParagraf"/>
+        <w:pStyle w:val="ListParagraph"/>
         <w:spacing w:before="60" w:after="60"/>
         <w:rPr>
           <w:rFonts w:eastAsia="Calibri"/>
@@ -1868,7 +1876,7 @@
     </w:p>
     <w:p>
       <w:pPr>
-        <w:pStyle w:val="DaftarParagraf"/>
+        <w:pStyle w:val="ListParagraph"/>
         <w:numPr>
           <w:ilvl w:val="0"/>
           <w:numId w:val="4"/>
@@ -1895,7 +1903,7 @@
     </w:p>
     <w:p>
       <w:pPr>
-        <w:pStyle w:val="DaftarParagraf"/>
+        <w:pStyle w:val="ListParagraph"/>
         <w:spacing w:before="60" w:after="60"/>
         <w:rPr>
           <w:rFonts w:eastAsia="Calibri"/>
@@ -1914,7 +1922,7 @@
     </w:p>
     <w:p>
       <w:pPr>
-        <w:pStyle w:val="DaftarParagraf"/>
+        <w:pStyle w:val="ListParagraph"/>
         <w:numPr>
           <w:ilvl w:val="0"/>
           <w:numId w:val="4"/>
@@ -1942,7 +1950,7 @@
     </w:p>
     <w:p>
       <w:pPr>
-        <w:pStyle w:val="DaftarParagraf"/>
+        <w:pStyle w:val="ListParagraph"/>
         <w:spacing w:before="60" w:after="60"/>
         <w:rPr>
           <w:rFonts w:eastAsia="Calibri"/>
@@ -1961,7 +1969,7 @@
     </w:p>
     <w:p>
       <w:pPr>
-        <w:pStyle w:val="DaftarParagraf"/>
+        <w:pStyle w:val="ListParagraph"/>
         <w:numPr>
           <w:ilvl w:val="0"/>
           <w:numId w:val="4"/>
@@ -1987,7 +1995,7 @@
     </w:p>
     <w:p>
       <w:pPr>
-        <w:pStyle w:val="DaftarParagraf"/>
+        <w:pStyle w:val="ListParagraph"/>
         <w:spacing w:before="60" w:after="60" w:line="276" w:lineRule="auto"/>
         <w:rPr>
           <w:rFonts w:eastAsia="Calibri"/>
@@ -2071,7 +2079,7 @@
     </w:p>
     <w:p>
       <w:pPr>
-        <w:pStyle w:val="DaftarParagraf"/>
+        <w:pStyle w:val="ListParagraph"/>
         <w:tabs>
           <w:tab w:val="left" w:pos="2268"/>
           <w:tab w:val="left" w:pos="2552"/>
@@ -2125,7 +2133,7 @@
     </w:p>
     <w:p>
       <w:pPr>
-        <w:pStyle w:val="DaftarParagraf"/>
+        <w:pStyle w:val="ListParagraph"/>
         <w:tabs>
           <w:tab w:val="left" w:pos="2268"/>
           <w:tab w:val="left" w:pos="2552"/>
@@ -2246,7 +2254,7 @@
     </w:p>
     <w:p>
       <w:pPr>
-        <w:pStyle w:val="DaftarParagraf"/>
+        <w:pStyle w:val="ListParagraph"/>
         <w:spacing w:before="60" w:after="60"/>
         <w:ind w:left="426"/>
         <w:contextualSpacing w:val="0"/>
@@ -2276,7 +2284,7 @@
     </w:p>
     <w:p>
       <w:pPr>
-        <w:pStyle w:val="DaftarParagraf"/>
+        <w:pStyle w:val="ListParagraph"/>
         <w:spacing w:before="60" w:after="60"/>
         <w:ind w:left="426"/>
         <w:contextualSpacing w:val="0"/>
@@ -2588,7 +2596,7 @@
     </w:p>
     <w:p>
       <w:pPr>
-        <w:pStyle w:val="DaftarParagraf"/>
+        <w:pStyle w:val="ListParagraph"/>
         <w:spacing w:after="160" w:line="259" w:lineRule="auto"/>
         <w:ind w:left="450"/>
         <w:jc w:val="both"/>
@@ -2983,7 +2991,7 @@
     </w:p>
     <w:p>
       <w:pPr>
-        <w:pStyle w:val="DaftarParagraf"/>
+        <w:pStyle w:val="ListParagraph"/>
         <w:numPr>
           <w:ilvl w:val="0"/>
           <w:numId w:val="5"/>
@@ -3008,7 +3016,7 @@
     </w:p>
     <w:p>
       <w:pPr>
-        <w:pStyle w:val="DaftarParagraf"/>
+        <w:pStyle w:val="ListParagraph"/>
         <w:numPr>
           <w:ilvl w:val="0"/>
           <w:numId w:val="5"/>
@@ -3033,7 +3041,7 @@
     </w:p>
     <w:p>
       <w:pPr>
-        <w:pStyle w:val="DaftarParagraf"/>
+        <w:pStyle w:val="ListParagraph"/>
         <w:numPr>
           <w:ilvl w:val="0"/>
           <w:numId w:val="5"/>
@@ -3058,7 +3066,7 @@
     </w:p>
     <w:p>
       <w:pPr>
-        <w:pStyle w:val="DaftarParagraf"/>
+        <w:pStyle w:val="ListParagraph"/>
         <w:numPr>
           <w:ilvl w:val="0"/>
           <w:numId w:val="5"/>
@@ -3140,7 +3148,7 @@
     </w:p>
     <w:p>
       <w:pPr>
-        <w:pStyle w:val="DaftarParagraf"/>
+        <w:pStyle w:val="ListParagraph"/>
         <w:numPr>
           <w:ilvl w:val="0"/>
           <w:numId w:val="5"/>
@@ -3183,7 +3191,7 @@
     </w:p>
     <w:p>
       <w:pPr>
-        <w:pStyle w:val="DaftarParagraf"/>
+        <w:pStyle w:val="ListParagraph"/>
         <w:numPr>
           <w:ilvl w:val="0"/>
           <w:numId w:val="5"/>
@@ -3206,7 +3214,7 @@
     </w:p>
     <w:p>
       <w:pPr>
-        <w:pStyle w:val="DaftarParagraf"/>
+        <w:pStyle w:val="ListParagraph"/>
         <w:numPr>
           <w:ilvl w:val="0"/>
           <w:numId w:val="5"/>
@@ -3862,7 +3870,7 @@
     </w:p>
     <w:p>
       <w:pPr>
-        <w:pStyle w:val="DaftarParagraf"/>
+        <w:pStyle w:val="ListParagraph"/>
         <w:spacing w:before="60" w:after="60"/>
         <w:ind w:left="1440"/>
         <w:jc w:val="both"/>
@@ -3874,7 +3882,7 @@
     </w:p>
     <w:p>
       <w:pPr>
-        <w:pStyle w:val="DaftarParagraf"/>
+        <w:pStyle w:val="ListParagraph"/>
         <w:numPr>
           <w:ilvl w:val="0"/>
           <w:numId w:val="12"/>
@@ -3897,7 +3905,7 @@
     </w:p>
     <w:p>
       <w:pPr>
-        <w:pStyle w:val="DaftarParagraf"/>
+        <w:pStyle w:val="ListParagraph"/>
         <w:numPr>
           <w:ilvl w:val="0"/>
           <w:numId w:val="12"/>
@@ -3920,7 +3928,7 @@
     </w:p>
     <w:p>
       <w:pPr>
-        <w:pStyle w:val="DaftarParagraf"/>
+        <w:pStyle w:val="ListParagraph"/>
         <w:numPr>
           <w:ilvl w:val="0"/>
           <w:numId w:val="12"/>
@@ -3943,7 +3951,7 @@
     </w:p>
     <w:p>
       <w:pPr>
-        <w:pStyle w:val="DaftarParagraf"/>
+        <w:pStyle w:val="ListParagraph"/>
         <w:numPr>
           <w:ilvl w:val="0"/>
           <w:numId w:val="12"/>
@@ -3966,7 +3974,7 @@
     </w:p>
     <w:p>
       <w:pPr>
-        <w:pStyle w:val="DaftarParagraf"/>
+        <w:pStyle w:val="ListParagraph"/>
         <w:numPr>
           <w:ilvl w:val="0"/>
           <w:numId w:val="12"/>
@@ -3989,7 +3997,7 @@
     </w:p>
     <w:p>
       <w:pPr>
-        <w:pStyle w:val="DaftarParagraf"/>
+        <w:pStyle w:val="ListParagraph"/>
         <w:numPr>
           <w:ilvl w:val="0"/>
           <w:numId w:val="12"/>
@@ -4013,7 +4021,7 @@
     </w:p>
     <w:p>
       <w:pPr>
-        <w:pStyle w:val="DaftarParagraf"/>
+        <w:pStyle w:val="ListParagraph"/>
         <w:numPr>
           <w:ilvl w:val="0"/>
           <w:numId w:val="12"/>
@@ -4036,7 +4044,7 @@
     </w:p>
     <w:p>
       <w:pPr>
-        <w:pStyle w:val="DaftarParagraf"/>
+        <w:pStyle w:val="ListParagraph"/>
         <w:spacing w:before="60" w:after="60"/>
         <w:ind w:left="1146"/>
         <w:jc w:val="both"/>
@@ -4066,7 +4074,7 @@
     </w:p>
     <w:p>
       <w:pPr>
-        <w:pStyle w:val="DaftarParagraf"/>
+        <w:pStyle w:val="ListParagraph"/>
         <w:numPr>
           <w:ilvl w:val="0"/>
           <w:numId w:val="1"/>
@@ -4092,7 +4100,7 @@
     </w:p>
     <w:p>
       <w:pPr>
-        <w:pStyle w:val="DaftarParagraf"/>
+        <w:pStyle w:val="ListParagraph"/>
         <w:numPr>
           <w:ilvl w:val="0"/>
           <w:numId w:val="1"/>
@@ -4118,7 +4126,7 @@
     </w:p>
     <w:p>
       <w:pPr>
-        <w:pStyle w:val="DaftarParagraf"/>
+        <w:pStyle w:val="ListParagraph"/>
         <w:numPr>
           <w:ilvl w:val="0"/>
           <w:numId w:val="1"/>
@@ -4209,7 +4217,7 @@
     </w:p>
     <w:p>
       <w:pPr>
-        <w:pStyle w:val="DaftarParagraf"/>
+        <w:pStyle w:val="ListParagraph"/>
         <w:numPr>
           <w:ilvl w:val="0"/>
           <w:numId w:val="13"/>
@@ -4234,7 +4242,7 @@
     </w:p>
     <w:p>
       <w:pPr>
-        <w:pStyle w:val="DaftarParagraf"/>
+        <w:pStyle w:val="ListParagraph"/>
         <w:numPr>
           <w:ilvl w:val="0"/>
           <w:numId w:val="13"/>
@@ -4259,7 +4267,7 @@
     </w:p>
     <w:p>
       <w:pPr>
-        <w:pStyle w:val="DaftarParagraf"/>
+        <w:pStyle w:val="ListParagraph"/>
         <w:numPr>
           <w:ilvl w:val="0"/>
           <w:numId w:val="13"/>
@@ -4284,7 +4292,7 @@
     </w:p>
     <w:p>
       <w:pPr>
-        <w:pStyle w:val="DaftarParagraf"/>
+        <w:pStyle w:val="ListParagraph"/>
         <w:numPr>
           <w:ilvl w:val="0"/>
           <w:numId w:val="13"/>
@@ -4366,7 +4374,7 @@
     </w:p>
     <w:p>
       <w:pPr>
-        <w:pStyle w:val="DaftarParagraf"/>
+        <w:pStyle w:val="ListParagraph"/>
         <w:numPr>
           <w:ilvl w:val="0"/>
           <w:numId w:val="13"/>
@@ -4388,7 +4396,7 @@
     </w:p>
     <w:p>
       <w:pPr>
-        <w:pStyle w:val="DaftarParagraf"/>
+        <w:pStyle w:val="ListParagraph"/>
         <w:numPr>
           <w:ilvl w:val="0"/>
           <w:numId w:val="13"/>
@@ -4411,7 +4419,7 @@
     </w:p>
     <w:p>
       <w:pPr>
-        <w:pStyle w:val="DaftarParagraf"/>
+        <w:pStyle w:val="ListParagraph"/>
         <w:numPr>
           <w:ilvl w:val="0"/>
           <w:numId w:val="13"/>
@@ -4902,7 +4910,7 @@
     </w:p>
     <w:p>
       <w:pPr>
-        <w:pStyle w:val="DaftarParagraf"/>
+        <w:pStyle w:val="ListParagraph"/>
         <w:numPr>
           <w:ilvl w:val="0"/>
           <w:numId w:val="14"/>
@@ -4925,7 +4933,7 @@
     </w:p>
     <w:p>
       <w:pPr>
-        <w:pStyle w:val="DaftarParagraf"/>
+        <w:pStyle w:val="ListParagraph"/>
         <w:numPr>
           <w:ilvl w:val="0"/>
           <w:numId w:val="14"/>
@@ -4948,7 +4956,7 @@
     </w:p>
     <w:p>
       <w:pPr>
-        <w:pStyle w:val="DaftarParagraf"/>
+        <w:pStyle w:val="ListParagraph"/>
         <w:numPr>
           <w:ilvl w:val="0"/>
           <w:numId w:val="14"/>
@@ -4971,7 +4979,7 @@
     </w:p>
     <w:p>
       <w:pPr>
-        <w:pStyle w:val="DaftarParagraf"/>
+        <w:pStyle w:val="ListParagraph"/>
         <w:numPr>
           <w:ilvl w:val="0"/>
           <w:numId w:val="14"/>
@@ -4994,7 +5002,7 @@
     </w:p>
     <w:p>
       <w:pPr>
-        <w:pStyle w:val="DaftarParagraf"/>
+        <w:pStyle w:val="ListParagraph"/>
         <w:numPr>
           <w:ilvl w:val="0"/>
           <w:numId w:val="14"/>
@@ -5020,7 +5028,7 @@
     </w:p>
     <w:p>
       <w:pPr>
-        <w:pStyle w:val="DaftarParagraf"/>
+        <w:pStyle w:val="ListParagraph"/>
         <w:spacing w:before="60" w:after="60"/>
         <w:ind w:left="786"/>
         <w:jc w:val="both"/>
@@ -5054,7 +5062,7 @@
     </w:p>
     <w:p>
       <w:pPr>
-        <w:pStyle w:val="DaftarParagraf"/>
+        <w:pStyle w:val="ListParagraph"/>
         <w:numPr>
           <w:ilvl w:val="0"/>
           <w:numId w:val="1"/>
@@ -5080,7 +5088,7 @@
     </w:p>
     <w:p>
       <w:pPr>
-        <w:pStyle w:val="DaftarParagraf"/>
+        <w:pStyle w:val="ListParagraph"/>
         <w:numPr>
           <w:ilvl w:val="0"/>
           <w:numId w:val="1"/>
@@ -5106,7 +5114,7 @@
     </w:p>
     <w:p>
       <w:pPr>
-        <w:pStyle w:val="DaftarParagraf"/>
+        <w:pStyle w:val="ListParagraph"/>
         <w:numPr>
           <w:ilvl w:val="0"/>
           <w:numId w:val="1"/>
@@ -5204,7 +5212,7 @@
     </w:p>
     <w:p>
       <w:pPr>
-        <w:pStyle w:val="DaftarParagraf"/>
+        <w:pStyle w:val="ListParagraph"/>
         <w:numPr>
           <w:ilvl w:val="0"/>
           <w:numId w:val="26"/>
@@ -5229,7 +5237,7 @@
     </w:p>
     <w:p>
       <w:pPr>
-        <w:pStyle w:val="DaftarParagraf"/>
+        <w:pStyle w:val="ListParagraph"/>
         <w:numPr>
           <w:ilvl w:val="0"/>
           <w:numId w:val="26"/>
@@ -5254,7 +5262,7 @@
     </w:p>
     <w:p>
       <w:pPr>
-        <w:pStyle w:val="DaftarParagraf"/>
+        <w:pStyle w:val="ListParagraph"/>
         <w:numPr>
           <w:ilvl w:val="0"/>
           <w:numId w:val="26"/>
@@ -5279,7 +5287,7 @@
     </w:p>
     <w:p>
       <w:pPr>
-        <w:pStyle w:val="DaftarParagraf"/>
+        <w:pStyle w:val="ListParagraph"/>
         <w:numPr>
           <w:ilvl w:val="0"/>
           <w:numId w:val="26"/>
@@ -5361,7 +5369,7 @@
     </w:p>
     <w:p>
       <w:pPr>
-        <w:pStyle w:val="DaftarParagraf"/>
+        <w:pStyle w:val="ListParagraph"/>
         <w:numPr>
           <w:ilvl w:val="0"/>
           <w:numId w:val="26"/>
@@ -5383,7 +5391,7 @@
     </w:p>
     <w:p>
       <w:pPr>
-        <w:pStyle w:val="DaftarParagraf"/>
+        <w:pStyle w:val="ListParagraph"/>
         <w:numPr>
           <w:ilvl w:val="0"/>
           <w:numId w:val="26"/>
@@ -5406,7 +5414,7 @@
     </w:p>
     <w:p>
       <w:pPr>
-        <w:pStyle w:val="DaftarParagraf"/>
+        <w:pStyle w:val="ListParagraph"/>
         <w:numPr>
           <w:ilvl w:val="0"/>
           <w:numId w:val="26"/>
@@ -5906,7 +5914,7 @@
     </w:p>
     <w:p>
       <w:pPr>
-        <w:pStyle w:val="DaftarParagraf"/>
+        <w:pStyle w:val="ListParagraph"/>
         <w:numPr>
           <w:ilvl w:val="0"/>
           <w:numId w:val="30"/>
@@ -5929,7 +5937,7 @@
     </w:p>
     <w:p>
       <w:pPr>
-        <w:pStyle w:val="DaftarParagraf"/>
+        <w:pStyle w:val="ListParagraph"/>
         <w:numPr>
           <w:ilvl w:val="0"/>
           <w:numId w:val="30"/>
@@ -5952,7 +5960,7 @@
     </w:p>
     <w:p>
       <w:pPr>
-        <w:pStyle w:val="DaftarParagraf"/>
+        <w:pStyle w:val="ListParagraph"/>
         <w:numPr>
           <w:ilvl w:val="0"/>
           <w:numId w:val="30"/>
@@ -5975,7 +5983,7 @@
     </w:p>
     <w:p>
       <w:pPr>
-        <w:pStyle w:val="DaftarParagraf"/>
+        <w:pStyle w:val="ListParagraph"/>
         <w:numPr>
           <w:ilvl w:val="0"/>
           <w:numId w:val="30"/>
@@ -5998,7 +6006,7 @@
     </w:p>
     <w:p>
       <w:pPr>
-        <w:pStyle w:val="DaftarParagraf"/>
+        <w:pStyle w:val="ListParagraph"/>
         <w:numPr>
           <w:ilvl w:val="0"/>
           <w:numId w:val="30"/>
@@ -6021,7 +6029,7 @@
     </w:p>
     <w:p>
       <w:pPr>
-        <w:pStyle w:val="DaftarParagraf"/>
+        <w:pStyle w:val="ListParagraph"/>
         <w:numPr>
           <w:ilvl w:val="0"/>
           <w:numId w:val="30"/>
@@ -6044,7 +6052,7 @@
     </w:p>
     <w:p>
       <w:pPr>
-        <w:pStyle w:val="DaftarParagraf"/>
+        <w:pStyle w:val="ListParagraph"/>
         <w:numPr>
           <w:ilvl w:val="0"/>
           <w:numId w:val="30"/>
@@ -6067,7 +6075,7 @@
     </w:p>
     <w:p>
       <w:pPr>
-        <w:pStyle w:val="DaftarParagraf"/>
+        <w:pStyle w:val="ListParagraph"/>
         <w:numPr>
           <w:ilvl w:val="0"/>
           <w:numId w:val="2"/>
@@ -6119,7 +6127,7 @@
     </w:p>
     <w:p>
       <w:pPr>
-        <w:pStyle w:val="DaftarParagraf"/>
+        <w:pStyle w:val="ListParagraph"/>
         <w:numPr>
           <w:ilvl w:val="0"/>
           <w:numId w:val="1"/>
@@ -6145,7 +6153,7 @@
     </w:p>
     <w:p>
       <w:pPr>
-        <w:pStyle w:val="DaftarParagraf"/>
+        <w:pStyle w:val="ListParagraph"/>
         <w:numPr>
           <w:ilvl w:val="0"/>
           <w:numId w:val="1"/>
@@ -6171,7 +6179,7 @@
     </w:p>
     <w:p>
       <w:pPr>
-        <w:pStyle w:val="DaftarParagraf"/>
+        <w:pStyle w:val="ListParagraph"/>
         <w:numPr>
           <w:ilvl w:val="0"/>
           <w:numId w:val="1"/>
@@ -6284,7 +6292,7 @@
     </w:p>
     <w:p>
       <w:pPr>
-        <w:pStyle w:val="DaftarParagraf"/>
+        <w:pStyle w:val="ListParagraph"/>
         <w:numPr>
           <w:ilvl w:val="0"/>
           <w:numId w:val="34"/>
@@ -6309,7 +6317,7 @@
     </w:p>
     <w:p>
       <w:pPr>
-        <w:pStyle w:val="DaftarParagraf"/>
+        <w:pStyle w:val="ListParagraph"/>
         <w:numPr>
           <w:ilvl w:val="0"/>
           <w:numId w:val="34"/>
@@ -6334,7 +6342,7 @@
     </w:p>
     <w:p>
       <w:pPr>
-        <w:pStyle w:val="DaftarParagraf"/>
+        <w:pStyle w:val="ListParagraph"/>
         <w:numPr>
           <w:ilvl w:val="0"/>
           <w:numId w:val="34"/>
@@ -6359,7 +6367,7 @@
     </w:p>
     <w:p>
       <w:pPr>
-        <w:pStyle w:val="DaftarParagraf"/>
+        <w:pStyle w:val="ListParagraph"/>
         <w:numPr>
           <w:ilvl w:val="0"/>
           <w:numId w:val="34"/>
@@ -6442,7 +6450,7 @@
     </w:p>
     <w:p>
       <w:pPr>
-        <w:pStyle w:val="DaftarParagraf"/>
+        <w:pStyle w:val="ListParagraph"/>
         <w:numPr>
           <w:ilvl w:val="0"/>
           <w:numId w:val="34"/>
@@ -6464,7 +6472,7 @@
     </w:p>
     <w:p>
       <w:pPr>
-        <w:pStyle w:val="DaftarParagraf"/>
+        <w:pStyle w:val="ListParagraph"/>
         <w:numPr>
           <w:ilvl w:val="0"/>
           <w:numId w:val="34"/>
@@ -6487,7 +6495,7 @@
     </w:p>
     <w:p>
       <w:pPr>
-        <w:pStyle w:val="DaftarParagraf"/>
+        <w:pStyle w:val="ListParagraph"/>
         <w:numPr>
           <w:ilvl w:val="0"/>
           <w:numId w:val="34"/>
@@ -6755,7 +6763,7 @@
     </w:p>
     <w:p>
       <w:pPr>
-        <w:pStyle w:val="Judul5"/>
+        <w:pStyle w:val="Heading5"/>
         <w:ind w:left="0" w:firstLine="0"/>
         <w:rPr>
           <w:rFonts w:ascii="Times New Roman" w:hAnsi="Times New Roman" w:cs="Times New Roman"/>
@@ -6778,7 +6786,7 @@
       </w:pPr>
       <w:r>
         <w:rPr>
-          <w:rStyle w:val="Kuat"/>
+          <w:rStyle w:val="Strong"/>
         </w:rPr>
         <w:t>Diskusi dan Penjelasan</w:t>
       </w:r>
@@ -6852,7 +6860,7 @@
       </w:pPr>
       <w:r>
         <w:rPr>
-          <w:rStyle w:val="Kuat"/>
+          <w:rStyle w:val="Strong"/>
         </w:rPr>
         <w:t>Permainan Simulasi Gotong Royong</w:t>
       </w:r>
@@ -6922,7 +6930,7 @@
     </w:p>
     <w:p>
       <w:pPr>
-        <w:pStyle w:val="Judul5"/>
+        <w:pStyle w:val="Heading5"/>
         <w:ind w:left="0" w:firstLine="0"/>
         <w:rPr>
           <w:rFonts w:ascii="Times New Roman" w:hAnsi="Times New Roman" w:cs="Times New Roman"/>
@@ -6945,7 +6953,7 @@
       </w:pPr>
       <w:r>
         <w:rPr>
-          <w:rStyle w:val="Kuat"/>
+          <w:rStyle w:val="Strong"/>
         </w:rPr>
         <w:lastRenderedPageBreak/>
         <w:t>Membuat Poster Gotong Royong</w:t>
@@ -7016,7 +7024,7 @@
     </w:p>
     <w:p>
       <w:pPr>
-        <w:pStyle w:val="Judul5"/>
+        <w:pStyle w:val="Heading5"/>
         <w:ind w:left="0" w:firstLine="0"/>
         <w:rPr>
           <w:rFonts w:ascii="Times New Roman" w:hAnsi="Times New Roman" w:cs="Times New Roman"/>
@@ -7039,7 +7047,7 @@
       </w:pPr>
       <w:r>
         <w:rPr>
-          <w:rStyle w:val="Kuat"/>
+          <w:rStyle w:val="Strong"/>
         </w:rPr>
         <w:t>Praktik Gotong Royong di Kelas</w:t>
       </w:r>
@@ -7088,7 +7096,7 @@
     </w:p>
     <w:p>
       <w:pPr>
-        <w:pStyle w:val="DaftarParagraf"/>
+        <w:pStyle w:val="ListParagraph"/>
         <w:numPr>
           <w:ilvl w:val="0"/>
           <w:numId w:val="35"/>
@@ -7113,7 +7121,7 @@
     </w:p>
     <w:p>
       <w:pPr>
-        <w:pStyle w:val="DaftarParagraf"/>
+        <w:pStyle w:val="ListParagraph"/>
         <w:numPr>
           <w:ilvl w:val="0"/>
           <w:numId w:val="35"/>
@@ -7133,7 +7141,7 @@
     </w:p>
     <w:p>
       <w:pPr>
-        <w:pStyle w:val="DaftarParagraf"/>
+        <w:pStyle w:val="ListParagraph"/>
         <w:numPr>
           <w:ilvl w:val="0"/>
           <w:numId w:val="35"/>
@@ -7153,7 +7161,7 @@
     </w:p>
     <w:p>
       <w:pPr>
-        <w:pStyle w:val="DaftarParagraf"/>
+        <w:pStyle w:val="ListParagraph"/>
         <w:numPr>
           <w:ilvl w:val="0"/>
           <w:numId w:val="35"/>
@@ -7173,7 +7181,7 @@
     </w:p>
     <w:p>
       <w:pPr>
-        <w:pStyle w:val="DaftarParagraf"/>
+        <w:pStyle w:val="ListParagraph"/>
         <w:numPr>
           <w:ilvl w:val="0"/>
           <w:numId w:val="35"/>
@@ -7198,7 +7206,7 @@
     </w:p>
     <w:p>
       <w:pPr>
-        <w:pStyle w:val="DaftarParagraf"/>
+        <w:pStyle w:val="ListParagraph"/>
         <w:numPr>
           <w:ilvl w:val="0"/>
           <w:numId w:val="35"/>
@@ -7242,7 +7250,7 @@
     </w:p>
     <w:p>
       <w:pPr>
-        <w:pStyle w:val="DaftarParagraf"/>
+        <w:pStyle w:val="ListParagraph"/>
         <w:numPr>
           <w:ilvl w:val="0"/>
           <w:numId w:val="35"/>
@@ -7267,7 +7275,7 @@
     </w:p>
     <w:p>
       <w:pPr>
-        <w:pStyle w:val="DaftarParagraf"/>
+        <w:pStyle w:val="ListParagraph"/>
         <w:spacing w:before="60" w:after="60"/>
         <w:ind w:left="786"/>
         <w:jc w:val="both"/>
@@ -7302,7 +7310,7 @@
     </w:p>
     <w:p>
       <w:pPr>
-        <w:pStyle w:val="DaftarParagraf"/>
+        <w:pStyle w:val="ListParagraph"/>
         <w:numPr>
           <w:ilvl w:val="0"/>
           <w:numId w:val="1"/>
@@ -7328,7 +7336,7 @@
     </w:p>
     <w:p>
       <w:pPr>
-        <w:pStyle w:val="DaftarParagraf"/>
+        <w:pStyle w:val="ListParagraph"/>
         <w:numPr>
           <w:ilvl w:val="0"/>
           <w:numId w:val="1"/>
@@ -7354,7 +7362,7 @@
     </w:p>
     <w:p>
       <w:pPr>
-        <w:pStyle w:val="DaftarParagraf"/>
+        <w:pStyle w:val="ListParagraph"/>
         <w:numPr>
           <w:ilvl w:val="0"/>
           <w:numId w:val="1"/>
@@ -7443,7 +7451,7 @@
     </w:p>
     <w:p>
       <w:pPr>
-        <w:pStyle w:val="DaftarParagraf"/>
+        <w:pStyle w:val="ListParagraph"/>
         <w:numPr>
           <w:ilvl w:val="0"/>
           <w:numId w:val="44"/>
@@ -7468,7 +7476,7 @@
     </w:p>
     <w:p>
       <w:pPr>
-        <w:pStyle w:val="DaftarParagraf"/>
+        <w:pStyle w:val="ListParagraph"/>
         <w:numPr>
           <w:ilvl w:val="0"/>
           <w:numId w:val="44"/>
@@ -7493,7 +7501,7 @@
     </w:p>
     <w:p>
       <w:pPr>
-        <w:pStyle w:val="DaftarParagraf"/>
+        <w:pStyle w:val="ListParagraph"/>
         <w:numPr>
           <w:ilvl w:val="0"/>
           <w:numId w:val="44"/>
@@ -7518,7 +7526,7 @@
     </w:p>
     <w:p>
       <w:pPr>
-        <w:pStyle w:val="DaftarParagraf"/>
+        <w:pStyle w:val="ListParagraph"/>
         <w:numPr>
           <w:ilvl w:val="0"/>
           <w:numId w:val="44"/>
@@ -7600,7 +7608,7 @@
     </w:p>
     <w:p>
       <w:pPr>
-        <w:pStyle w:val="DaftarParagraf"/>
+        <w:pStyle w:val="ListParagraph"/>
         <w:numPr>
           <w:ilvl w:val="0"/>
           <w:numId w:val="44"/>
@@ -7622,7 +7630,7 @@
     </w:p>
     <w:p>
       <w:pPr>
-        <w:pStyle w:val="DaftarParagraf"/>
+        <w:pStyle w:val="ListParagraph"/>
         <w:numPr>
           <w:ilvl w:val="0"/>
           <w:numId w:val="44"/>
@@ -7645,7 +7653,7 @@
     </w:p>
     <w:p>
       <w:pPr>
-        <w:pStyle w:val="DaftarParagraf"/>
+        <w:pStyle w:val="ListParagraph"/>
         <w:numPr>
           <w:ilvl w:val="0"/>
           <w:numId w:val="44"/>
@@ -8098,7 +8106,7 @@
     </w:p>
     <w:p>
       <w:pPr>
-        <w:pStyle w:val="DaftarParagraf"/>
+        <w:pStyle w:val="ListParagraph"/>
         <w:numPr>
           <w:ilvl w:val="0"/>
           <w:numId w:val="43"/>
@@ -8121,7 +8129,7 @@
     </w:p>
     <w:p>
       <w:pPr>
-        <w:pStyle w:val="DaftarParagraf"/>
+        <w:pStyle w:val="ListParagraph"/>
         <w:numPr>
           <w:ilvl w:val="0"/>
           <w:numId w:val="43"/>
@@ -8144,7 +8152,7 @@
     </w:p>
     <w:p>
       <w:pPr>
-        <w:pStyle w:val="DaftarParagraf"/>
+        <w:pStyle w:val="ListParagraph"/>
         <w:numPr>
           <w:ilvl w:val="0"/>
           <w:numId w:val="43"/>
@@ -8167,7 +8175,7 @@
     </w:p>
     <w:p>
       <w:pPr>
-        <w:pStyle w:val="DaftarParagraf"/>
+        <w:pStyle w:val="ListParagraph"/>
         <w:numPr>
           <w:ilvl w:val="0"/>
           <w:numId w:val="43"/>
@@ -8190,7 +8198,7 @@
     </w:p>
     <w:p>
       <w:pPr>
-        <w:pStyle w:val="DaftarParagraf"/>
+        <w:pStyle w:val="ListParagraph"/>
         <w:numPr>
           <w:ilvl w:val="0"/>
           <w:numId w:val="43"/>
@@ -8213,7 +8221,7 @@
     </w:p>
     <w:p>
       <w:pPr>
-        <w:pStyle w:val="DaftarParagraf"/>
+        <w:pStyle w:val="ListParagraph"/>
         <w:numPr>
           <w:ilvl w:val="0"/>
           <w:numId w:val="43"/>
@@ -8236,7 +8244,7 @@
     </w:p>
     <w:p>
       <w:pPr>
-        <w:pStyle w:val="DaftarParagraf"/>
+        <w:pStyle w:val="ListParagraph"/>
         <w:numPr>
           <w:ilvl w:val="0"/>
           <w:numId w:val="43"/>
@@ -8259,7 +8267,7 @@
     </w:p>
     <w:p>
       <w:pPr>
-        <w:pStyle w:val="DaftarParagraf"/>
+        <w:pStyle w:val="ListParagraph"/>
         <w:numPr>
           <w:ilvl w:val="0"/>
           <w:numId w:val="43"/>
@@ -8282,7 +8290,7 @@
     </w:p>
     <w:p>
       <w:pPr>
-        <w:pStyle w:val="DaftarParagraf"/>
+        <w:pStyle w:val="ListParagraph"/>
         <w:numPr>
           <w:ilvl w:val="0"/>
           <w:numId w:val="43"/>
@@ -8305,7 +8313,7 @@
     </w:p>
     <w:p>
       <w:pPr>
-        <w:pStyle w:val="DaftarParagraf"/>
+        <w:pStyle w:val="ListParagraph"/>
         <w:numPr>
           <w:ilvl w:val="0"/>
           <w:numId w:val="43"/>
@@ -8328,7 +8336,7 @@
     </w:p>
     <w:p>
       <w:pPr>
-        <w:pStyle w:val="DaftarParagraf"/>
+        <w:pStyle w:val="ListParagraph"/>
         <w:spacing w:before="60" w:after="60"/>
         <w:ind w:left="786"/>
         <w:jc w:val="both"/>
@@ -8362,7 +8370,7 @@
     </w:p>
     <w:p>
       <w:pPr>
-        <w:pStyle w:val="DaftarParagraf"/>
+        <w:pStyle w:val="ListParagraph"/>
         <w:numPr>
           <w:ilvl w:val="0"/>
           <w:numId w:val="1"/>
@@ -8388,7 +8396,7 @@
     </w:p>
     <w:p>
       <w:pPr>
-        <w:pStyle w:val="DaftarParagraf"/>
+        <w:pStyle w:val="ListParagraph"/>
         <w:numPr>
           <w:ilvl w:val="0"/>
           <w:numId w:val="1"/>
@@ -8414,7 +8422,7 @@
     </w:p>
     <w:p>
       <w:pPr>
-        <w:pStyle w:val="DaftarParagraf"/>
+        <w:pStyle w:val="ListParagraph"/>
         <w:numPr>
           <w:ilvl w:val="0"/>
           <w:numId w:val="1"/>
@@ -8512,7 +8520,7 @@
     </w:p>
     <w:p>
       <w:pPr>
-        <w:pStyle w:val="DaftarParagraf"/>
+        <w:pStyle w:val="ListParagraph"/>
         <w:numPr>
           <w:ilvl w:val="0"/>
           <w:numId w:val="57"/>
@@ -8537,7 +8545,7 @@
     </w:p>
     <w:p>
       <w:pPr>
-        <w:pStyle w:val="DaftarParagraf"/>
+        <w:pStyle w:val="ListParagraph"/>
         <w:numPr>
           <w:ilvl w:val="0"/>
           <w:numId w:val="57"/>
@@ -8562,7 +8570,7 @@
     </w:p>
     <w:p>
       <w:pPr>
-        <w:pStyle w:val="DaftarParagraf"/>
+        <w:pStyle w:val="ListParagraph"/>
         <w:numPr>
           <w:ilvl w:val="0"/>
           <w:numId w:val="57"/>
@@ -8587,7 +8595,7 @@
     </w:p>
     <w:p>
       <w:pPr>
-        <w:pStyle w:val="DaftarParagraf"/>
+        <w:pStyle w:val="ListParagraph"/>
         <w:numPr>
           <w:ilvl w:val="0"/>
           <w:numId w:val="57"/>
@@ -8669,7 +8677,7 @@
     </w:p>
     <w:p>
       <w:pPr>
-        <w:pStyle w:val="DaftarParagraf"/>
+        <w:pStyle w:val="ListParagraph"/>
         <w:numPr>
           <w:ilvl w:val="0"/>
           <w:numId w:val="57"/>
@@ -8691,7 +8699,7 @@
     </w:p>
     <w:p>
       <w:pPr>
-        <w:pStyle w:val="DaftarParagraf"/>
+        <w:pStyle w:val="ListParagraph"/>
         <w:numPr>
           <w:ilvl w:val="0"/>
           <w:numId w:val="57"/>
@@ -8714,7 +8722,7 @@
     </w:p>
     <w:p>
       <w:pPr>
-        <w:pStyle w:val="DaftarParagraf"/>
+        <w:pStyle w:val="ListParagraph"/>
         <w:numPr>
           <w:ilvl w:val="0"/>
           <w:numId w:val="57"/>
@@ -9167,7 +9175,7 @@
     </w:p>
     <w:p>
       <w:pPr>
-        <w:pStyle w:val="DaftarParagraf"/>
+        <w:pStyle w:val="ListParagraph"/>
         <w:numPr>
           <w:ilvl w:val="0"/>
           <w:numId w:val="58"/>
@@ -9190,7 +9198,7 @@
     </w:p>
     <w:p>
       <w:pPr>
-        <w:pStyle w:val="DaftarParagraf"/>
+        <w:pStyle w:val="ListParagraph"/>
         <w:numPr>
           <w:ilvl w:val="0"/>
           <w:numId w:val="58"/>
@@ -9213,7 +9221,7 @@
     </w:p>
     <w:p>
       <w:pPr>
-        <w:pStyle w:val="DaftarParagraf"/>
+        <w:pStyle w:val="ListParagraph"/>
         <w:numPr>
           <w:ilvl w:val="0"/>
           <w:numId w:val="58"/>
@@ -9236,7 +9244,7 @@
     </w:p>
     <w:p>
       <w:pPr>
-        <w:pStyle w:val="DaftarParagraf"/>
+        <w:pStyle w:val="ListParagraph"/>
         <w:numPr>
           <w:ilvl w:val="0"/>
           <w:numId w:val="58"/>
@@ -9259,7 +9267,7 @@
     </w:p>
     <w:p>
       <w:pPr>
-        <w:pStyle w:val="DaftarParagraf"/>
+        <w:pStyle w:val="ListParagraph"/>
         <w:numPr>
           <w:ilvl w:val="0"/>
           <w:numId w:val="58"/>
@@ -9304,7 +9312,7 @@
     </w:p>
     <w:p>
       <w:pPr>
-        <w:pStyle w:val="DaftarParagraf"/>
+        <w:pStyle w:val="ListParagraph"/>
         <w:numPr>
           <w:ilvl w:val="0"/>
           <w:numId w:val="1"/>
@@ -9330,7 +9338,7 @@
     </w:p>
     <w:p>
       <w:pPr>
-        <w:pStyle w:val="DaftarParagraf"/>
+        <w:pStyle w:val="ListParagraph"/>
         <w:numPr>
           <w:ilvl w:val="0"/>
           <w:numId w:val="1"/>
@@ -9356,7 +9364,7 @@
     </w:p>
     <w:p>
       <w:pPr>
-        <w:pStyle w:val="DaftarParagraf"/>
+        <w:pStyle w:val="ListParagraph"/>
         <w:numPr>
           <w:ilvl w:val="0"/>
           <w:numId w:val="1"/>
@@ -9519,7 +9527,7 @@
     </w:p>
     <w:p>
       <w:pPr>
-        <w:pStyle w:val="DaftarParagraf"/>
+        <w:pStyle w:val="ListParagraph"/>
         <w:numPr>
           <w:ilvl w:val="0"/>
           <w:numId w:val="65"/>
@@ -9544,7 +9552,7 @@
     </w:p>
     <w:p>
       <w:pPr>
-        <w:pStyle w:val="DaftarParagraf"/>
+        <w:pStyle w:val="ListParagraph"/>
         <w:numPr>
           <w:ilvl w:val="0"/>
           <w:numId w:val="65"/>
@@ -9569,7 +9577,7 @@
     </w:p>
     <w:p>
       <w:pPr>
-        <w:pStyle w:val="DaftarParagraf"/>
+        <w:pStyle w:val="ListParagraph"/>
         <w:numPr>
           <w:ilvl w:val="0"/>
           <w:numId w:val="65"/>
@@ -9594,7 +9602,7 @@
     </w:p>
     <w:p>
       <w:pPr>
-        <w:pStyle w:val="DaftarParagraf"/>
+        <w:pStyle w:val="ListParagraph"/>
         <w:numPr>
           <w:ilvl w:val="0"/>
           <w:numId w:val="65"/>
@@ -9676,7 +9684,7 @@
     </w:p>
     <w:p>
       <w:pPr>
-        <w:pStyle w:val="DaftarParagraf"/>
+        <w:pStyle w:val="ListParagraph"/>
         <w:numPr>
           <w:ilvl w:val="0"/>
           <w:numId w:val="65"/>
@@ -9698,7 +9706,7 @@
     </w:p>
     <w:p>
       <w:pPr>
-        <w:pStyle w:val="DaftarParagraf"/>
+        <w:pStyle w:val="ListParagraph"/>
         <w:numPr>
           <w:ilvl w:val="0"/>
           <w:numId w:val="65"/>
@@ -9721,7 +9729,7 @@
     </w:p>
     <w:p>
       <w:pPr>
-        <w:pStyle w:val="DaftarParagraf"/>
+        <w:pStyle w:val="ListParagraph"/>
         <w:numPr>
           <w:ilvl w:val="0"/>
           <w:numId w:val="65"/>
@@ -10237,7 +10245,7 @@
     </w:p>
     <w:p>
       <w:pPr>
-        <w:pStyle w:val="DaftarParagraf"/>
+        <w:pStyle w:val="ListParagraph"/>
         <w:numPr>
           <w:ilvl w:val="0"/>
           <w:numId w:val="66"/>
@@ -10260,7 +10268,7 @@
     </w:p>
     <w:p>
       <w:pPr>
-        <w:pStyle w:val="DaftarParagraf"/>
+        <w:pStyle w:val="ListParagraph"/>
         <w:numPr>
           <w:ilvl w:val="0"/>
           <w:numId w:val="66"/>
@@ -10283,7 +10291,7 @@
     </w:p>
     <w:p>
       <w:pPr>
-        <w:pStyle w:val="DaftarParagraf"/>
+        <w:pStyle w:val="ListParagraph"/>
         <w:numPr>
           <w:ilvl w:val="0"/>
           <w:numId w:val="66"/>
@@ -10341,7 +10349,7 @@
     </w:p>
     <w:p>
       <w:pPr>
-        <w:pStyle w:val="DaftarParagraf"/>
+        <w:pStyle w:val="ListParagraph"/>
         <w:numPr>
           <w:ilvl w:val="0"/>
           <w:numId w:val="1"/>
@@ -10367,7 +10375,7 @@
     </w:p>
     <w:p>
       <w:pPr>
-        <w:pStyle w:val="DaftarParagraf"/>
+        <w:pStyle w:val="ListParagraph"/>
         <w:numPr>
           <w:ilvl w:val="0"/>
           <w:numId w:val="1"/>
@@ -10393,7 +10401,7 @@
     </w:p>
     <w:p>
       <w:pPr>
-        <w:pStyle w:val="DaftarParagraf"/>
+        <w:pStyle w:val="ListParagraph"/>
         <w:numPr>
           <w:ilvl w:val="0"/>
           <w:numId w:val="1"/>
@@ -10419,7 +10427,7 @@
     </w:p>
     <w:p>
       <w:pPr>
-        <w:pStyle w:val="DaftarParagraf"/>
+        <w:pStyle w:val="ListParagraph"/>
         <w:spacing w:before="60" w:after="60"/>
         <w:ind w:left="709"/>
         <w:contextualSpacing w:val="0"/>
@@ -10487,7 +10495,7 @@
     </w:p>
     <w:p>
       <w:pPr>
-        <w:pStyle w:val="DaftarParagraf"/>
+        <w:pStyle w:val="ListParagraph"/>
         <w:numPr>
           <w:ilvl w:val="0"/>
           <w:numId w:val="67"/>
@@ -10512,7 +10520,7 @@
     </w:p>
     <w:p>
       <w:pPr>
-        <w:pStyle w:val="DaftarParagraf"/>
+        <w:pStyle w:val="ListParagraph"/>
         <w:numPr>
           <w:ilvl w:val="0"/>
           <w:numId w:val="67"/>
@@ -10537,7 +10545,7 @@
     </w:p>
     <w:p>
       <w:pPr>
-        <w:pStyle w:val="DaftarParagraf"/>
+        <w:pStyle w:val="ListParagraph"/>
         <w:numPr>
           <w:ilvl w:val="0"/>
           <w:numId w:val="67"/>
@@ -10562,7 +10570,7 @@
     </w:p>
     <w:p>
       <w:pPr>
-        <w:pStyle w:val="DaftarParagraf"/>
+        <w:pStyle w:val="ListParagraph"/>
         <w:numPr>
           <w:ilvl w:val="0"/>
           <w:numId w:val="67"/>
@@ -10644,7 +10652,7 @@
     </w:p>
     <w:p>
       <w:pPr>
-        <w:pStyle w:val="DaftarParagraf"/>
+        <w:pStyle w:val="ListParagraph"/>
         <w:numPr>
           <w:ilvl w:val="0"/>
           <w:numId w:val="67"/>
@@ -10666,7 +10674,7 @@
     </w:p>
     <w:p>
       <w:pPr>
-        <w:pStyle w:val="DaftarParagraf"/>
+        <w:pStyle w:val="ListParagraph"/>
         <w:numPr>
           <w:ilvl w:val="0"/>
           <w:numId w:val="67"/>
@@ -10689,7 +10697,7 @@
     </w:p>
     <w:p>
       <w:pPr>
-        <w:pStyle w:val="DaftarParagraf"/>
+        <w:pStyle w:val="ListParagraph"/>
         <w:numPr>
           <w:ilvl w:val="0"/>
           <w:numId w:val="67"/>
@@ -10902,7 +10910,7 @@
     </w:p>
     <w:p>
       <w:pPr>
-        <w:pStyle w:val="Judul5"/>
+        <w:pStyle w:val="Heading5"/>
         <w:ind w:left="0" w:firstLine="0"/>
         <w:rPr>
           <w:rFonts w:ascii="Times New Roman" w:hAnsi="Times New Roman" w:cs="Times New Roman"/>
@@ -10924,7 +10932,7 @@
       </w:r>
       <w:r>
         <w:rPr>
-          <w:rStyle w:val="Kuat"/>
+          <w:rStyle w:val="Strong"/>
           <w:rFonts w:ascii="Times New Roman" w:hAnsi="Times New Roman" w:cs="Times New Roman"/>
           <w:b/>
           <w:bCs/>
@@ -10942,7 +10950,7 @@
       </w:pPr>
       <w:r>
         <w:rPr>
-          <w:rStyle w:val="Kuat"/>
+          <w:rStyle w:val="Strong"/>
         </w:rPr>
         <w:t>Mengamati Fasilitas Sekolah (30 Menit):</w:t>
       </w:r>
@@ -10993,7 +11001,7 @@
       </w:pPr>
       <w:r>
         <w:rPr>
-          <w:rStyle w:val="Kuat"/>
+          <w:rStyle w:val="Strong"/>
         </w:rPr>
         <w:t>Diskusi Kelompok (20 Menit):</w:t>
       </w:r>
@@ -11064,7 +11072,7 @@
       </w:r>
       <w:r>
         <w:rPr>
-          <w:rStyle w:val="Kuat"/>
+          <w:rStyle w:val="Strong"/>
           <w:rFonts w:eastAsiaTheme="majorEastAsia"/>
           <w:sz w:val="24"/>
           <w:szCs w:val="24"/>
@@ -11078,7 +11086,7 @@
       </w:pPr>
       <w:r>
         <w:rPr>
-          <w:rStyle w:val="Kuat"/>
+          <w:rStyle w:val="Strong"/>
         </w:rPr>
         <w:t>Permainan "Tebak Fasilitas" (20 Menit):</w:t>
       </w:r>
@@ -11129,7 +11137,7 @@
       </w:pPr>
       <w:r>
         <w:rPr>
-          <w:rStyle w:val="Kuat"/>
+          <w:rStyle w:val="Strong"/>
         </w:rPr>
         <w:t>Kerja Bakti Mini (20 Menit):</w:t>
       </w:r>
@@ -11176,7 +11184,7 @@
     </w:p>
     <w:p>
       <w:pPr>
-        <w:pStyle w:val="Judul5"/>
+        <w:pStyle w:val="Heading5"/>
         <w:ind w:left="0" w:firstLine="0"/>
         <w:rPr>
           <w:rFonts w:ascii="Times New Roman" w:hAnsi="Times New Roman" w:cs="Times New Roman"/>
@@ -11198,7 +11206,7 @@
       </w:r>
       <w:r>
         <w:rPr>
-          <w:rStyle w:val="Kuat"/>
+          <w:rStyle w:val="Strong"/>
           <w:rFonts w:ascii="Times New Roman" w:hAnsi="Times New Roman" w:cs="Times New Roman"/>
           <w:b/>
           <w:bCs/>
@@ -11216,7 +11224,7 @@
       </w:pPr>
       <w:r>
         <w:rPr>
-          <w:rStyle w:val="Kuat"/>
+          <w:rStyle w:val="Strong"/>
         </w:rPr>
         <w:t>Presentasi Kelompok (20 Menit):</w:t>
       </w:r>
@@ -11276,7 +11284,7 @@
     </w:p>
     <w:p>
       <w:pPr>
-        <w:pStyle w:val="DaftarParagraf"/>
+        <w:pStyle w:val="ListParagraph"/>
         <w:numPr>
           <w:ilvl w:val="0"/>
           <w:numId w:val="68"/>
@@ -11299,7 +11307,7 @@
     </w:p>
     <w:p>
       <w:pPr>
-        <w:pStyle w:val="DaftarParagraf"/>
+        <w:pStyle w:val="ListParagraph"/>
         <w:numPr>
           <w:ilvl w:val="0"/>
           <w:numId w:val="68"/>
@@ -11322,7 +11330,7 @@
     </w:p>
     <w:p>
       <w:pPr>
-        <w:pStyle w:val="DaftarParagraf"/>
+        <w:pStyle w:val="ListParagraph"/>
         <w:numPr>
           <w:ilvl w:val="0"/>
           <w:numId w:val="68"/>
@@ -11345,7 +11353,7 @@
     </w:p>
     <w:p>
       <w:pPr>
-        <w:pStyle w:val="DaftarParagraf"/>
+        <w:pStyle w:val="ListParagraph"/>
         <w:spacing w:before="60" w:after="60"/>
         <w:ind w:left="1146"/>
         <w:jc w:val="both"/>
@@ -11387,7 +11395,7 @@
     </w:p>
     <w:p>
       <w:pPr>
-        <w:pStyle w:val="DaftarParagraf"/>
+        <w:pStyle w:val="ListParagraph"/>
         <w:numPr>
           <w:ilvl w:val="0"/>
           <w:numId w:val="1"/>
@@ -11413,7 +11421,7 @@
     </w:p>
     <w:p>
       <w:pPr>
-        <w:pStyle w:val="DaftarParagraf"/>
+        <w:pStyle w:val="ListParagraph"/>
         <w:numPr>
           <w:ilvl w:val="0"/>
           <w:numId w:val="1"/>
@@ -11439,7 +11447,7 @@
     </w:p>
     <w:p>
       <w:pPr>
-        <w:pStyle w:val="DaftarParagraf"/>
+        <w:pStyle w:val="ListParagraph"/>
         <w:numPr>
           <w:ilvl w:val="0"/>
           <w:numId w:val="1"/>
@@ -11584,7 +11592,7 @@
     </w:p>
     <w:p>
       <w:pPr>
-        <w:pStyle w:val="DaftarParagraf"/>
+        <w:pStyle w:val="ListParagraph"/>
         <w:numPr>
           <w:ilvl w:val="0"/>
           <w:numId w:val="89"/>
@@ -11609,7 +11617,7 @@
     </w:p>
     <w:p>
       <w:pPr>
-        <w:pStyle w:val="DaftarParagraf"/>
+        <w:pStyle w:val="ListParagraph"/>
         <w:numPr>
           <w:ilvl w:val="0"/>
           <w:numId w:val="89"/>
@@ -11634,7 +11642,7 @@
     </w:p>
     <w:p>
       <w:pPr>
-        <w:pStyle w:val="DaftarParagraf"/>
+        <w:pStyle w:val="ListParagraph"/>
         <w:numPr>
           <w:ilvl w:val="0"/>
           <w:numId w:val="89"/>
@@ -11659,7 +11667,7 @@
     </w:p>
     <w:p>
       <w:pPr>
-        <w:pStyle w:val="DaftarParagraf"/>
+        <w:pStyle w:val="ListParagraph"/>
         <w:numPr>
           <w:ilvl w:val="0"/>
           <w:numId w:val="89"/>
@@ -11741,7 +11749,7 @@
     </w:p>
     <w:p>
       <w:pPr>
-        <w:pStyle w:val="DaftarParagraf"/>
+        <w:pStyle w:val="ListParagraph"/>
         <w:numPr>
           <w:ilvl w:val="0"/>
           <w:numId w:val="89"/>
@@ -11763,7 +11771,7 @@
     </w:p>
     <w:p>
       <w:pPr>
-        <w:pStyle w:val="DaftarParagraf"/>
+        <w:pStyle w:val="ListParagraph"/>
         <w:numPr>
           <w:ilvl w:val="0"/>
           <w:numId w:val="89"/>
@@ -11786,7 +11794,7 @@
     </w:p>
     <w:p>
       <w:pPr>
-        <w:pStyle w:val="DaftarParagraf"/>
+        <w:pStyle w:val="ListParagraph"/>
         <w:numPr>
           <w:ilvl w:val="0"/>
           <w:numId w:val="89"/>
@@ -12269,7 +12277,7 @@
     </w:p>
     <w:p>
       <w:pPr>
-        <w:pStyle w:val="DaftarParagraf"/>
+        <w:pStyle w:val="ListParagraph"/>
         <w:numPr>
           <w:ilvl w:val="0"/>
           <w:numId w:val="90"/>
@@ -12294,7 +12302,7 @@
     </w:p>
     <w:p>
       <w:pPr>
-        <w:pStyle w:val="DaftarParagraf"/>
+        <w:pStyle w:val="ListParagraph"/>
         <w:numPr>
           <w:ilvl w:val="0"/>
           <w:numId w:val="90"/>
@@ -12320,7 +12328,7 @@
     </w:p>
     <w:p>
       <w:pPr>
-        <w:pStyle w:val="DaftarParagraf"/>
+        <w:pStyle w:val="ListParagraph"/>
         <w:numPr>
           <w:ilvl w:val="0"/>
           <w:numId w:val="90"/>
@@ -12346,7 +12354,7 @@
     </w:p>
     <w:p>
       <w:pPr>
-        <w:pStyle w:val="DaftarParagraf"/>
+        <w:pStyle w:val="ListParagraph"/>
         <w:numPr>
           <w:ilvl w:val="0"/>
           <w:numId w:val="90"/>
@@ -12406,7 +12414,7 @@
     </w:p>
     <w:p>
       <w:pPr>
-        <w:pStyle w:val="DaftarParagraf"/>
+        <w:pStyle w:val="ListParagraph"/>
         <w:numPr>
           <w:ilvl w:val="0"/>
           <w:numId w:val="1"/>
@@ -12432,7 +12440,7 @@
     </w:p>
     <w:p>
       <w:pPr>
-        <w:pStyle w:val="DaftarParagraf"/>
+        <w:pStyle w:val="ListParagraph"/>
         <w:numPr>
           <w:ilvl w:val="0"/>
           <w:numId w:val="1"/>
@@ -12458,7 +12466,7 @@
     </w:p>
     <w:p>
       <w:pPr>
-        <w:pStyle w:val="DaftarParagraf"/>
+        <w:pStyle w:val="ListParagraph"/>
         <w:numPr>
           <w:ilvl w:val="0"/>
           <w:numId w:val="1"/>
@@ -12556,7 +12564,7 @@
     </w:p>
     <w:p>
       <w:pPr>
-        <w:pStyle w:val="DaftarParagraf"/>
+        <w:pStyle w:val="ListParagraph"/>
         <w:numPr>
           <w:ilvl w:val="0"/>
           <w:numId w:val="91"/>
@@ -12581,7 +12589,7 @@
     </w:p>
     <w:p>
       <w:pPr>
-        <w:pStyle w:val="DaftarParagraf"/>
+        <w:pStyle w:val="ListParagraph"/>
         <w:numPr>
           <w:ilvl w:val="0"/>
           <w:numId w:val="91"/>
@@ -12606,7 +12614,7 @@
     </w:p>
     <w:p>
       <w:pPr>
-        <w:pStyle w:val="DaftarParagraf"/>
+        <w:pStyle w:val="ListParagraph"/>
         <w:numPr>
           <w:ilvl w:val="0"/>
           <w:numId w:val="91"/>
@@ -12631,7 +12639,7 @@
     </w:p>
     <w:p>
       <w:pPr>
-        <w:pStyle w:val="DaftarParagraf"/>
+        <w:pStyle w:val="ListParagraph"/>
         <w:numPr>
           <w:ilvl w:val="0"/>
           <w:numId w:val="91"/>
@@ -12713,7 +12721,7 @@
     </w:p>
     <w:p>
       <w:pPr>
-        <w:pStyle w:val="DaftarParagraf"/>
+        <w:pStyle w:val="ListParagraph"/>
         <w:numPr>
           <w:ilvl w:val="0"/>
           <w:numId w:val="91"/>
@@ -12735,7 +12743,7 @@
     </w:p>
     <w:p>
       <w:pPr>
-        <w:pStyle w:val="DaftarParagraf"/>
+        <w:pStyle w:val="ListParagraph"/>
         <w:numPr>
           <w:ilvl w:val="0"/>
           <w:numId w:val="91"/>
@@ -12758,7 +12766,7 @@
     </w:p>
     <w:p>
       <w:pPr>
-        <w:pStyle w:val="DaftarParagraf"/>
+        <w:pStyle w:val="ListParagraph"/>
         <w:numPr>
           <w:ilvl w:val="0"/>
           <w:numId w:val="91"/>
@@ -13455,7 +13463,7 @@
     </w:p>
     <w:p>
       <w:pPr>
-        <w:pStyle w:val="DaftarParagraf"/>
+        <w:pStyle w:val="ListParagraph"/>
         <w:numPr>
           <w:ilvl w:val="0"/>
           <w:numId w:val="92"/>
@@ -13480,7 +13488,7 @@
     </w:p>
     <w:p>
       <w:pPr>
-        <w:pStyle w:val="DaftarParagraf"/>
+        <w:pStyle w:val="ListParagraph"/>
         <w:numPr>
           <w:ilvl w:val="0"/>
           <w:numId w:val="92"/>
@@ -13505,7 +13513,7 @@
     </w:p>
     <w:p>
       <w:pPr>
-        <w:pStyle w:val="DaftarParagraf"/>
+        <w:pStyle w:val="ListParagraph"/>
         <w:numPr>
           <w:ilvl w:val="0"/>
           <w:numId w:val="92"/>
@@ -13530,7 +13538,7 @@
     </w:p>
     <w:p>
       <w:pPr>
-        <w:pStyle w:val="DaftarParagraf"/>
+        <w:pStyle w:val="ListParagraph"/>
         <w:numPr>
           <w:ilvl w:val="0"/>
           <w:numId w:val="92"/>
@@ -13555,7 +13563,7 @@
     </w:p>
     <w:p>
       <w:pPr>
-        <w:pStyle w:val="DaftarParagraf"/>
+        <w:pStyle w:val="ListParagraph"/>
         <w:numPr>
           <w:ilvl w:val="0"/>
           <w:numId w:val="92"/>
@@ -13615,7 +13623,7 @@
     </w:p>
     <w:p>
       <w:pPr>
-        <w:pStyle w:val="DaftarParagraf"/>
+        <w:pStyle w:val="ListParagraph"/>
         <w:numPr>
           <w:ilvl w:val="0"/>
           <w:numId w:val="1"/>
@@ -13641,7 +13649,7 @@
     </w:p>
     <w:p>
       <w:pPr>
-        <w:pStyle w:val="DaftarParagraf"/>
+        <w:pStyle w:val="ListParagraph"/>
         <w:numPr>
           <w:ilvl w:val="0"/>
           <w:numId w:val="1"/>
@@ -13667,7 +13675,7 @@
     </w:p>
     <w:p>
       <w:pPr>
-        <w:pStyle w:val="DaftarParagraf"/>
+        <w:pStyle w:val="ListParagraph"/>
         <w:numPr>
           <w:ilvl w:val="0"/>
           <w:numId w:val="1"/>
@@ -13789,7 +13797,7 @@
     </w:p>
     <w:p>
       <w:pPr>
-        <w:pStyle w:val="DaftarParagraf"/>
+        <w:pStyle w:val="ListParagraph"/>
         <w:numPr>
           <w:ilvl w:val="0"/>
           <w:numId w:val="104"/>
@@ -13814,7 +13822,7 @@
     </w:p>
     <w:p>
       <w:pPr>
-        <w:pStyle w:val="DaftarParagraf"/>
+        <w:pStyle w:val="ListParagraph"/>
         <w:numPr>
           <w:ilvl w:val="0"/>
           <w:numId w:val="104"/>
@@ -13839,7 +13847,7 @@
     </w:p>
     <w:p>
       <w:pPr>
-        <w:pStyle w:val="DaftarParagraf"/>
+        <w:pStyle w:val="ListParagraph"/>
         <w:numPr>
           <w:ilvl w:val="0"/>
           <w:numId w:val="104"/>
@@ -13864,7 +13872,7 @@
     </w:p>
     <w:p>
       <w:pPr>
-        <w:pStyle w:val="DaftarParagraf"/>
+        <w:pStyle w:val="ListParagraph"/>
         <w:numPr>
           <w:ilvl w:val="0"/>
           <w:numId w:val="104"/>
@@ -13946,7 +13954,7 @@
     </w:p>
     <w:p>
       <w:pPr>
-        <w:pStyle w:val="DaftarParagraf"/>
+        <w:pStyle w:val="ListParagraph"/>
         <w:numPr>
           <w:ilvl w:val="0"/>
           <w:numId w:val="104"/>
@@ -13968,7 +13976,7 @@
     </w:p>
     <w:p>
       <w:pPr>
-        <w:pStyle w:val="DaftarParagraf"/>
+        <w:pStyle w:val="ListParagraph"/>
         <w:numPr>
           <w:ilvl w:val="0"/>
           <w:numId w:val="104"/>
@@ -13991,7 +13999,7 @@
     </w:p>
     <w:p>
       <w:pPr>
-        <w:pStyle w:val="DaftarParagraf"/>
+        <w:pStyle w:val="ListParagraph"/>
         <w:numPr>
           <w:ilvl w:val="0"/>
           <w:numId w:val="104"/>
@@ -14587,7 +14595,7 @@
     </w:p>
     <w:p>
       <w:pPr>
-        <w:pStyle w:val="DaftarParagraf"/>
+        <w:pStyle w:val="ListParagraph"/>
         <w:numPr>
           <w:ilvl w:val="0"/>
           <w:numId w:val="105"/>
@@ -14610,7 +14618,7 @@
     </w:p>
     <w:p>
       <w:pPr>
-        <w:pStyle w:val="DaftarParagraf"/>
+        <w:pStyle w:val="ListParagraph"/>
         <w:numPr>
           <w:ilvl w:val="0"/>
           <w:numId w:val="105"/>
@@ -14633,7 +14641,7 @@
     </w:p>
     <w:p>
       <w:pPr>
-        <w:pStyle w:val="DaftarParagraf"/>
+        <w:pStyle w:val="ListParagraph"/>
         <w:numPr>
           <w:ilvl w:val="0"/>
           <w:numId w:val="105"/>
@@ -14656,7 +14664,7 @@
     </w:p>
     <w:p>
       <w:pPr>
-        <w:pStyle w:val="DaftarParagraf"/>
+        <w:pStyle w:val="ListParagraph"/>
         <w:numPr>
           <w:ilvl w:val="0"/>
           <w:numId w:val="105"/>
@@ -14679,7 +14687,7 @@
     </w:p>
     <w:p>
       <w:pPr>
-        <w:pStyle w:val="DaftarParagraf"/>
+        <w:pStyle w:val="ListParagraph"/>
         <w:numPr>
           <w:ilvl w:val="0"/>
           <w:numId w:val="105"/>
@@ -14737,7 +14745,7 @@
     </w:p>
     <w:p>
       <w:pPr>
-        <w:pStyle w:val="DaftarParagraf"/>
+        <w:pStyle w:val="ListParagraph"/>
         <w:numPr>
           <w:ilvl w:val="0"/>
           <w:numId w:val="1"/>
@@ -14763,7 +14771,7 @@
     </w:p>
     <w:p>
       <w:pPr>
-        <w:pStyle w:val="DaftarParagraf"/>
+        <w:pStyle w:val="ListParagraph"/>
         <w:numPr>
           <w:ilvl w:val="0"/>
           <w:numId w:val="1"/>
@@ -14789,7 +14797,7 @@
     </w:p>
     <w:p>
       <w:pPr>
-        <w:pStyle w:val="DaftarParagraf"/>
+        <w:pStyle w:val="ListParagraph"/>
         <w:numPr>
           <w:ilvl w:val="0"/>
           <w:numId w:val="1"/>
@@ -14867,7 +14875,7 @@
     </w:p>
     <w:p>
       <w:pPr>
-        <w:pStyle w:val="DaftarParagraf"/>
+        <w:pStyle w:val="ListParagraph"/>
         <w:numPr>
           <w:ilvl w:val="0"/>
           <w:numId w:val="1"/>
@@ -14908,7 +14916,7 @@
     </w:p>
     <w:p>
       <w:pPr>
-        <w:pStyle w:val="DaftarParagraf"/>
+        <w:pStyle w:val="ListParagraph"/>
         <w:numPr>
           <w:ilvl w:val="0"/>
           <w:numId w:val="1"/>
@@ -14951,7 +14959,7 @@
     </w:p>
     <w:p>
       <w:pPr>
-        <w:pStyle w:val="DaftarParagraf"/>
+        <w:pStyle w:val="ListParagraph"/>
         <w:numPr>
           <w:ilvl w:val="0"/>
           <w:numId w:val="1"/>
@@ -15093,7 +15101,7 @@
     </w:p>
     <w:tbl>
       <w:tblPr>
-        <w:tblStyle w:val="KisiTabel"/>
+        <w:tblStyle w:val="TableGrid"/>
         <w:tblW w:w="8218" w:type="dxa"/>
         <w:tblInd w:w="959" w:type="dxa"/>
         <w:tblLook w:val="04A0" w:firstRow="1" w:lastRow="0" w:firstColumn="1" w:lastColumn="0" w:noHBand="0" w:noVBand="1"/>
@@ -16155,7 +16163,7 @@
     </w:p>
     <w:p>
       <w:pPr>
-        <w:pStyle w:val="DaftarParagraf"/>
+        <w:pStyle w:val="ListParagraph"/>
         <w:numPr>
           <w:ilvl w:val="0"/>
           <w:numId w:val="1"/>
@@ -16187,7 +16195,7 @@
     </w:p>
     <w:p>
       <w:pPr>
-        <w:pStyle w:val="DaftarParagraf"/>
+        <w:pStyle w:val="ListParagraph"/>
         <w:numPr>
           <w:ilvl w:val="0"/>
           <w:numId w:val="1"/>
@@ -16259,7 +16267,7 @@
     </w:p>
     <w:p>
       <w:pPr>
-        <w:pStyle w:val="DaftarParagraf"/>
+        <w:pStyle w:val="ListParagraph"/>
         <w:numPr>
           <w:ilvl w:val="0"/>
           <w:numId w:val="1"/>
@@ -16285,7 +16293,7 @@
     </w:p>
     <w:p>
       <w:pPr>
-        <w:pStyle w:val="DaftarParagraf"/>
+        <w:pStyle w:val="ListParagraph"/>
         <w:numPr>
           <w:ilvl w:val="0"/>
           <w:numId w:val="1"/>
@@ -16312,7 +16320,7 @@
     </w:p>
     <w:p>
       <w:pPr>
-        <w:pStyle w:val="DaftarParagraf"/>
+        <w:pStyle w:val="ListParagraph"/>
         <w:numPr>
           <w:ilvl w:val="0"/>
           <w:numId w:val="1"/>
@@ -16721,7 +16729,7 @@
     </w:p>
     <w:p>
       <w:pPr>
-        <w:pStyle w:val="Judul4"/>
+        <w:pStyle w:val="Heading4"/>
         <w:ind w:left="0" w:firstLine="0"/>
         <w:rPr>
           <w:rFonts w:ascii="Times New Roman" w:hAnsi="Times New Roman" w:cs="Times New Roman"/>
@@ -16800,7 +16808,7 @@
     </w:p>
     <w:p>
       <w:pPr>
-        <w:pStyle w:val="Judul4"/>
+        <w:pStyle w:val="Heading4"/>
         <w:ind w:left="0" w:firstLine="0"/>
         <w:rPr>
           <w:rFonts w:ascii="Times New Roman" w:hAnsi="Times New Roman" w:cs="Times New Roman"/>
@@ -16859,7 +16867,7 @@
     </w:p>
     <w:p>
       <w:pPr>
-        <w:pStyle w:val="Judul4"/>
+        <w:pStyle w:val="Heading4"/>
         <w:ind w:left="0" w:firstLine="0"/>
         <w:rPr>
           <w:rFonts w:ascii="Times New Roman" w:hAnsi="Times New Roman" w:cs="Times New Roman"/>
@@ -16882,7 +16890,7 @@
       </w:pPr>
       <w:r>
         <w:rPr>
-          <w:rStyle w:val="Kuat"/>
+          <w:rStyle w:val="Strong"/>
         </w:rPr>
         <w:t>Mindfull Learning (Fokus dan Kesadaran Penuh)</w:t>
       </w:r>
@@ -16967,7 +16975,7 @@
       </w:pPr>
       <w:r>
         <w:rPr>
-          <w:rStyle w:val="Kuat"/>
+          <w:rStyle w:val="Strong"/>
         </w:rPr>
         <w:t>Joyfull Learning (Pembelajaran Menyenangkan)</w:t>
       </w:r>
@@ -16986,7 +16994,7 @@
       </w:pPr>
       <w:r>
         <w:rPr>
-          <w:rStyle w:val="Kuat"/>
+          <w:rStyle w:val="Strong"/>
         </w:rPr>
         <w:t>Meaningfull Learning (Pembelajaran Bermakna)</w:t>
       </w:r>
@@ -18189,7 +18197,7 @@
     </w:p>
     <w:p>
       <w:pPr>
-        <w:pStyle w:val="Judul4"/>
+        <w:pStyle w:val="Heading4"/>
         <w:ind w:left="0" w:firstLine="0"/>
         <w:rPr>
           <w:rFonts w:ascii="Times New Roman" w:hAnsi="Times New Roman" w:cs="Times New Roman"/>
@@ -18199,7 +18207,7 @@
       </w:pPr>
       <w:r>
         <w:rPr>
-          <w:rStyle w:val="Kuat"/>
+          <w:rStyle w:val="Strong"/>
           <w:rFonts w:ascii="Times New Roman" w:hAnsi="Times New Roman" w:cs="Times New Roman"/>
           <w:b/>
           <w:bCs/>
@@ -18272,7 +18280,7 @@
     </w:p>
     <w:p>
       <w:pPr>
-        <w:pStyle w:val="Judul4"/>
+        <w:pStyle w:val="Heading4"/>
         <w:ind w:left="0" w:firstLine="0"/>
         <w:rPr>
           <w:rFonts w:ascii="Times New Roman" w:hAnsi="Times New Roman" w:cs="Times New Roman"/>
@@ -18282,7 +18290,7 @@
       </w:pPr>
       <w:r>
         <w:rPr>
-          <w:rStyle w:val="Kuat"/>
+          <w:rStyle w:val="Strong"/>
           <w:rFonts w:ascii="Times New Roman" w:hAnsi="Times New Roman" w:cs="Times New Roman"/>
           <w:b/>
           <w:bCs/>
@@ -18302,7 +18310,7 @@
     </w:p>
     <w:p>
       <w:pPr>
-        <w:pStyle w:val="Judul4"/>
+        <w:pStyle w:val="Heading4"/>
         <w:ind w:left="0" w:firstLine="0"/>
         <w:rPr>
           <w:rFonts w:ascii="Times New Roman" w:hAnsi="Times New Roman" w:cs="Times New Roman"/>
@@ -18312,7 +18320,7 @@
       </w:pPr>
       <w:r>
         <w:rPr>
-          <w:rStyle w:val="Kuat"/>
+          <w:rStyle w:val="Strong"/>
           <w:rFonts w:ascii="Times New Roman" w:hAnsi="Times New Roman" w:cs="Times New Roman"/>
           <w:b/>
           <w:bCs/>
@@ -18332,7 +18340,7 @@
       </w:pPr>
       <w:r>
         <w:rPr>
-          <w:rStyle w:val="Kuat"/>
+          <w:rStyle w:val="Strong"/>
         </w:rPr>
         <w:t>Mindfull Learning:</w:t>
       </w:r>
@@ -18375,7 +18383,7 @@
       </w:pPr>
       <w:r>
         <w:rPr>
-          <w:rStyle w:val="Kuat"/>
+          <w:rStyle w:val="Strong"/>
         </w:rPr>
         <w:t>Joyfull Learning:</w:t>
       </w:r>
@@ -18410,7 +18418,7 @@
       </w:pPr>
       <w:r>
         <w:rPr>
-          <w:rStyle w:val="Kuat"/>
+          <w:rStyle w:val="Strong"/>
         </w:rPr>
         <w:t>Meaningfull Learning:</w:t>
       </w:r>
@@ -18850,7 +18858,7 @@
     </w:p>
     <w:p>
       <w:pPr>
-        <w:pStyle w:val="DaftarParagraf"/>
+        <w:pStyle w:val="ListParagraph"/>
         <w:spacing w:before="60" w:after="60"/>
         <w:ind w:left="360"/>
         <w:rPr>
@@ -19356,7 +19364,7 @@
     </w:tbl>
     <w:tbl>
       <w:tblPr>
-        <w:tblStyle w:val="KisiTabel"/>
+        <w:tblStyle w:val="TableGrid"/>
         <w:tblW w:w="8505" w:type="dxa"/>
         <w:jc w:val="center"/>
         <w:tblBorders>
@@ -19452,7 +19460,7 @@
 </file>
 
 <file path=word/endnotes.xml><?xml version="1.0" encoding="utf-8"?>
-<w:endnotes xmlns:wpc="http://schemas.microsoft.com/office/word/2010/wordprocessingCanvas" xmlns:cx="http://schemas.microsoft.com/office/drawing/2014/chartex" xmlns:cx1="http://schemas.microsoft.com/office/drawing/2015/9/8/chartex" xmlns:cx2="http://schemas.microsoft.com/office/drawing/2015/10/21/chartex" xmlns:cx3="http://schemas.microsoft.com/office/drawing/2016/5/9/chartex" xmlns:cx4="http://schemas.microsoft.com/office/drawing/2016/5/10/chartex" xmlns:cx5="http://schemas.microsoft.com/office/drawing/2016/5/11/chartex" xmlns:cx6="http://schemas.microsoft.com/office/drawing/2016/5/12/chartex" xmlns:cx7="http://schemas.microsoft.com/office/drawing/2016/5/13/chartex" xmlns:cx8="http://schemas.microsoft.com/office/drawing/2016/5/14/chartex" xmlns:mc="http://schemas.openxmlformats.org/markup-compatibility/2006" xmlns:aink="http://schemas.microsoft.com/office/drawing/2016/ink" xmlns:am3d="http://schemas.microsoft.com/office/drawing/2017/model3d" xmlns:o="urn:schemas-microsoft-com:office:office" xmlns:oel="http://schemas.microsoft.com/office/2019/extlst" xmlns:r="http://schemas.openxmlformats.org/officeDocument/2006/relationships" xmlns:m="http://schemas.openxmlformats.org/officeDocument/2006/math" xmlns:v="urn:schemas-microsoft-com:vml" xmlns:wp14="http://schemas.microsoft.com/office/word/2010/wordprocessingDrawing" xmlns:wp="http://schemas.openxmlformats.org/drawingml/2006/wordprocessingDrawing" xmlns:w10="urn:schemas-microsoft-com:office:word" xmlns:w="http://schemas.openxmlformats.org/wordprocessingml/2006/main" xmlns:w14="http://schemas.microsoft.com/office/word/2010/wordml" xmlns:w15="http://schemas.microsoft.com/office/word/2012/wordml" xmlns:w16cex="http://schemas.microsoft.com/office/word/2018/wordml/cex" xmlns:w16cid="http://schemas.microsoft.com/office/word/2016/wordml/cid" xmlns:w16="http://schemas.microsoft.com/office/word/2018/wordml" xmlns:w16sdtdh="http://schemas.microsoft.com/office/word/2020/wordml/sdtdatahash" xmlns:w16se="http://schemas.microsoft.com/office/word/2015/wordml/symex" xmlns:wpg="http://schemas.microsoft.com/office/word/2010/wordprocessingGroup" xmlns:wpi="http://schemas.microsoft.com/office/word/2010/wordprocessingInk" xmlns:wne="http://schemas.microsoft.com/office/word/2006/wordml" xmlns:wps="http://schemas.microsoft.com/office/word/2010/wordprocessingShape" mc:Ignorable="w14 w15 w16se w16cid w16 w16cex w16sdtdh wp14">
+<w:endnotes xmlns:wpc="http://schemas.microsoft.com/office/word/2010/wordprocessingCanvas" xmlns:cx="http://schemas.microsoft.com/office/drawing/2014/chartex" xmlns:cx1="http://schemas.microsoft.com/office/drawing/2015/9/8/chartex" xmlns:cx2="http://schemas.microsoft.com/office/drawing/2015/10/21/chartex" xmlns:cx3="http://schemas.microsoft.com/office/drawing/2016/5/9/chartex" xmlns:cx4="http://schemas.microsoft.com/office/drawing/2016/5/10/chartex" xmlns:cx5="http://schemas.microsoft.com/office/drawing/2016/5/11/chartex" xmlns:cx6="http://schemas.microsoft.com/office/drawing/2016/5/12/chartex" xmlns:cx7="http://schemas.microsoft.com/office/drawing/2016/5/13/chartex" xmlns:cx8="http://schemas.microsoft.com/office/drawing/2016/5/14/chartex" xmlns:mc="http://schemas.openxmlformats.org/markup-compatibility/2006" xmlns:aink="http://schemas.microsoft.com/office/drawing/2016/ink" xmlns:am3d="http://schemas.microsoft.com/office/drawing/2017/model3d" xmlns:o="urn:schemas-microsoft-com:office:office" xmlns:oel="http://schemas.microsoft.com/office/2019/extlst" xmlns:r="http://schemas.openxmlformats.org/officeDocument/2006/relationships" xmlns:m="http://schemas.openxmlformats.org/officeDocument/2006/math" xmlns:v="urn:schemas-microsoft-com:vml" xmlns:wp14="http://schemas.microsoft.com/office/word/2010/wordprocessingDrawing" xmlns:wp="http://schemas.openxmlformats.org/drawingml/2006/wordprocessingDrawing" xmlns:w10="urn:schemas-microsoft-com:office:word" xmlns:w="http://schemas.openxmlformats.org/wordprocessingml/2006/main" xmlns:w14="http://schemas.microsoft.com/office/word/2010/wordml" xmlns:w15="http://schemas.microsoft.com/office/word/2012/wordml" xmlns:w16cex="http://schemas.microsoft.com/office/word/2018/wordml/cex" xmlns:w16cid="http://schemas.microsoft.com/office/word/2016/wordml/cid" xmlns:w16="http://schemas.microsoft.com/office/word/2018/wordml" xmlns:w16du="http://schemas.microsoft.com/office/word/2023/wordml/word16du" xmlns:w16sdtdh="http://schemas.microsoft.com/office/word/2020/wordml/sdtdatahash" xmlns:w16sdtfl="http://schemas.microsoft.com/office/word/2024/wordml/sdtformatlock" xmlns:w16se="http://schemas.microsoft.com/office/word/2015/wordml/symex" xmlns:wpg="http://schemas.microsoft.com/office/word/2010/wordprocessingGroup" xmlns:wpi="http://schemas.microsoft.com/office/word/2010/wordprocessingInk" xmlns:wne="http://schemas.microsoft.com/office/word/2006/wordml" xmlns:wps="http://schemas.microsoft.com/office/word/2010/wordprocessingShape" mc:Ignorable="w14 w15 w16se w16cid w16 w16cex w16sdtdh w16sdtfl w16du wp14">
   <w:endnote w:type="separator" w:id="-1">
     <w:p>
       <w:r>
@@ -19471,7 +19479,7 @@
 </file>
 
 <file path=word/footer1.xml><?xml version="1.0" encoding="utf-8"?>
-<w:ftr xmlns:wpc="http://schemas.microsoft.com/office/word/2010/wordprocessingCanvas" xmlns:cx="http://schemas.microsoft.com/office/drawing/2014/chartex" xmlns:cx1="http://schemas.microsoft.com/office/drawing/2015/9/8/chartex" xmlns:cx2="http://schemas.microsoft.com/office/drawing/2015/10/21/chartex" xmlns:cx3="http://schemas.microsoft.com/office/drawing/2016/5/9/chartex" xmlns:cx4="http://schemas.microsoft.com/office/drawing/2016/5/10/chartex" xmlns:cx5="http://schemas.microsoft.com/office/drawing/2016/5/11/chartex" xmlns:cx6="http://schemas.microsoft.com/office/drawing/2016/5/12/chartex" xmlns:cx7="http://schemas.microsoft.com/office/drawing/2016/5/13/chartex" xmlns:cx8="http://schemas.microsoft.com/office/drawing/2016/5/14/chartex" xmlns:mc="http://schemas.openxmlformats.org/markup-compatibility/2006" xmlns:aink="http://schemas.microsoft.com/office/drawing/2016/ink" xmlns:am3d="http://schemas.microsoft.com/office/drawing/2017/model3d" xmlns:o="urn:schemas-microsoft-com:office:office" xmlns:oel="http://schemas.microsoft.com/office/2019/extlst" xmlns:r="http://schemas.openxmlformats.org/officeDocument/2006/relationships" xmlns:m="http://schemas.openxmlformats.org/officeDocument/2006/math" xmlns:v="urn:schemas-microsoft-com:vml" xmlns:wp14="http://schemas.microsoft.com/office/word/2010/wordprocessingDrawing" xmlns:wp="http://schemas.openxmlformats.org/drawingml/2006/wordprocessingDrawing" xmlns:w10="urn:schemas-microsoft-com:office:word" xmlns:w="http://schemas.openxmlformats.org/wordprocessingml/2006/main" xmlns:w14="http://schemas.microsoft.com/office/word/2010/wordml" xmlns:w15="http://schemas.microsoft.com/office/word/2012/wordml" xmlns:w16cex="http://schemas.microsoft.com/office/word/2018/wordml/cex" xmlns:w16cid="http://schemas.microsoft.com/office/word/2016/wordml/cid" xmlns:w16="http://schemas.microsoft.com/office/word/2018/wordml" xmlns:w16sdtdh="http://schemas.microsoft.com/office/word/2020/wordml/sdtdatahash" xmlns:w16se="http://schemas.microsoft.com/office/word/2015/wordml/symex" xmlns:wpg="http://schemas.microsoft.com/office/word/2010/wordprocessingGroup" xmlns:wpi="http://schemas.microsoft.com/office/word/2010/wordprocessingInk" xmlns:wne="http://schemas.microsoft.com/office/word/2006/wordml" xmlns:wps="http://schemas.microsoft.com/office/word/2010/wordprocessingShape" mc:Ignorable="w14 w15 w16se w16cid w16 w16cex w16sdtdh wp14">
+<w:ftr xmlns:wpc="http://schemas.microsoft.com/office/word/2010/wordprocessingCanvas" xmlns:cx="http://schemas.microsoft.com/office/drawing/2014/chartex" xmlns:cx1="http://schemas.microsoft.com/office/drawing/2015/9/8/chartex" xmlns:cx2="http://schemas.microsoft.com/office/drawing/2015/10/21/chartex" xmlns:cx3="http://schemas.microsoft.com/office/drawing/2016/5/9/chartex" xmlns:cx4="http://schemas.microsoft.com/office/drawing/2016/5/10/chartex" xmlns:cx5="http://schemas.microsoft.com/office/drawing/2016/5/11/chartex" xmlns:cx6="http://schemas.microsoft.com/office/drawing/2016/5/12/chartex" xmlns:cx7="http://schemas.microsoft.com/office/drawing/2016/5/13/chartex" xmlns:cx8="http://schemas.microsoft.com/office/drawing/2016/5/14/chartex" xmlns:mc="http://schemas.openxmlformats.org/markup-compatibility/2006" xmlns:aink="http://schemas.microsoft.com/office/drawing/2016/ink" xmlns:am3d="http://schemas.microsoft.com/office/drawing/2017/model3d" xmlns:o="urn:schemas-microsoft-com:office:office" xmlns:oel="http://schemas.microsoft.com/office/2019/extlst" xmlns:r="http://schemas.openxmlformats.org/officeDocument/2006/relationships" xmlns:m="http://schemas.openxmlformats.org/officeDocument/2006/math" xmlns:v="urn:schemas-microsoft-com:vml" xmlns:wp14="http://schemas.microsoft.com/office/word/2010/wordprocessingDrawing" xmlns:wp="http://schemas.openxmlformats.org/drawingml/2006/wordprocessingDrawing" xmlns:w10="urn:schemas-microsoft-com:office:word" xmlns:w="http://schemas.openxmlformats.org/wordprocessingml/2006/main" xmlns:w14="http://schemas.microsoft.com/office/word/2010/wordml" xmlns:w15="http://schemas.microsoft.com/office/word/2012/wordml" xmlns:w16cex="http://schemas.microsoft.com/office/word/2018/wordml/cex" xmlns:w16cid="http://schemas.microsoft.com/office/word/2016/wordml/cid" xmlns:w16="http://schemas.microsoft.com/office/word/2018/wordml" xmlns:w16du="http://schemas.microsoft.com/office/word/2023/wordml/word16du" xmlns:w16sdtdh="http://schemas.microsoft.com/office/word/2020/wordml/sdtdatahash" xmlns:w16sdtfl="http://schemas.microsoft.com/office/word/2024/wordml/sdtformatlock" xmlns:w16se="http://schemas.microsoft.com/office/word/2015/wordml/symex" xmlns:wpg="http://schemas.microsoft.com/office/word/2010/wordprocessingGroup" xmlns:wpi="http://schemas.microsoft.com/office/word/2010/wordprocessingInk" xmlns:wne="http://schemas.microsoft.com/office/word/2006/wordml" xmlns:wps="http://schemas.microsoft.com/office/word/2010/wordprocessingShape" mc:Ignorable="w14 w15 w16se w16cid w16 w16cex w16sdtdh w16sdtfl w16du wp14">
   <w:p>
     <w:pPr>
       <w:pStyle w:val="Footer"/>
@@ -19481,7 +19489,7 @@
 </file>
 
 <file path=word/footer2.xml><?xml version="1.0" encoding="utf-8"?>
-<w:ftr xmlns:wpc="http://schemas.microsoft.com/office/word/2010/wordprocessingCanvas" xmlns:cx="http://schemas.microsoft.com/office/drawing/2014/chartex" xmlns:cx1="http://schemas.microsoft.com/office/drawing/2015/9/8/chartex" xmlns:cx2="http://schemas.microsoft.com/office/drawing/2015/10/21/chartex" xmlns:cx3="http://schemas.microsoft.com/office/drawing/2016/5/9/chartex" xmlns:cx4="http://schemas.microsoft.com/office/drawing/2016/5/10/chartex" xmlns:cx5="http://schemas.microsoft.com/office/drawing/2016/5/11/chartex" xmlns:cx6="http://schemas.microsoft.com/office/drawing/2016/5/12/chartex" xmlns:cx7="http://schemas.microsoft.com/office/drawing/2016/5/13/chartex" xmlns:cx8="http://schemas.microsoft.com/office/drawing/2016/5/14/chartex" xmlns:mc="http://schemas.openxmlformats.org/markup-compatibility/2006" xmlns:aink="http://schemas.microsoft.com/office/drawing/2016/ink" xmlns:am3d="http://schemas.microsoft.com/office/drawing/2017/model3d" xmlns:o="urn:schemas-microsoft-com:office:office" xmlns:oel="http://schemas.microsoft.com/office/2019/extlst" xmlns:r="http://schemas.openxmlformats.org/officeDocument/2006/relationships" xmlns:m="http://schemas.openxmlformats.org/officeDocument/2006/math" xmlns:v="urn:schemas-microsoft-com:vml" xmlns:wp14="http://schemas.microsoft.com/office/word/2010/wordprocessingDrawing" xmlns:wp="http://schemas.openxmlformats.org/drawingml/2006/wordprocessingDrawing" xmlns:w10="urn:schemas-microsoft-com:office:word" xmlns:w="http://schemas.openxmlformats.org/wordprocessingml/2006/main" xmlns:w14="http://schemas.microsoft.com/office/word/2010/wordml" xmlns:w15="http://schemas.microsoft.com/office/word/2012/wordml" xmlns:w16cex="http://schemas.microsoft.com/office/word/2018/wordml/cex" xmlns:w16cid="http://schemas.microsoft.com/office/word/2016/wordml/cid" xmlns:w16="http://schemas.microsoft.com/office/word/2018/wordml" xmlns:w16sdtdh="http://schemas.microsoft.com/office/word/2020/wordml/sdtdatahash" xmlns:w16se="http://schemas.microsoft.com/office/word/2015/wordml/symex" xmlns:wpg="http://schemas.microsoft.com/office/word/2010/wordprocessingGroup" xmlns:wpi="http://schemas.microsoft.com/office/word/2010/wordprocessingInk" xmlns:wne="http://schemas.microsoft.com/office/word/2006/wordml" xmlns:wps="http://schemas.microsoft.com/office/word/2010/wordprocessingShape" mc:Ignorable="w14 w15 w16se w16cid w16 w16cex w16sdtdh wp14">
+<w:ftr xmlns:wpc="http://schemas.microsoft.com/office/word/2010/wordprocessingCanvas" xmlns:cx="http://schemas.microsoft.com/office/drawing/2014/chartex" xmlns:cx1="http://schemas.microsoft.com/office/drawing/2015/9/8/chartex" xmlns:cx2="http://schemas.microsoft.com/office/drawing/2015/10/21/chartex" xmlns:cx3="http://schemas.microsoft.com/office/drawing/2016/5/9/chartex" xmlns:cx4="http://schemas.microsoft.com/office/drawing/2016/5/10/chartex" xmlns:cx5="http://schemas.microsoft.com/office/drawing/2016/5/11/chartex" xmlns:cx6="http://schemas.microsoft.com/office/drawing/2016/5/12/chartex" xmlns:cx7="http://schemas.microsoft.com/office/drawing/2016/5/13/chartex" xmlns:cx8="http://schemas.microsoft.com/office/drawing/2016/5/14/chartex" xmlns:mc="http://schemas.openxmlformats.org/markup-compatibility/2006" xmlns:aink="http://schemas.microsoft.com/office/drawing/2016/ink" xmlns:am3d="http://schemas.microsoft.com/office/drawing/2017/model3d" xmlns:o="urn:schemas-microsoft-com:office:office" xmlns:oel="http://schemas.microsoft.com/office/2019/extlst" xmlns:r="http://schemas.openxmlformats.org/officeDocument/2006/relationships" xmlns:m="http://schemas.openxmlformats.org/officeDocument/2006/math" xmlns:v="urn:schemas-microsoft-com:vml" xmlns:wp14="http://schemas.microsoft.com/office/word/2010/wordprocessingDrawing" xmlns:wp="http://schemas.openxmlformats.org/drawingml/2006/wordprocessingDrawing" xmlns:w10="urn:schemas-microsoft-com:office:word" xmlns:w="http://schemas.openxmlformats.org/wordprocessingml/2006/main" xmlns:w14="http://schemas.microsoft.com/office/word/2010/wordml" xmlns:w15="http://schemas.microsoft.com/office/word/2012/wordml" xmlns:w16cex="http://schemas.microsoft.com/office/word/2018/wordml/cex" xmlns:w16cid="http://schemas.microsoft.com/office/word/2016/wordml/cid" xmlns:w16="http://schemas.microsoft.com/office/word/2018/wordml" xmlns:w16du="http://schemas.microsoft.com/office/word/2023/wordml/word16du" xmlns:w16sdtdh="http://schemas.microsoft.com/office/word/2020/wordml/sdtdatahash" xmlns:w16sdtfl="http://schemas.microsoft.com/office/word/2024/wordml/sdtformatlock" xmlns:w16se="http://schemas.microsoft.com/office/word/2015/wordml/symex" xmlns:wpg="http://schemas.microsoft.com/office/word/2010/wordprocessingGroup" xmlns:wpi="http://schemas.microsoft.com/office/word/2010/wordprocessingInk" xmlns:wne="http://schemas.microsoft.com/office/word/2006/wordml" xmlns:wps="http://schemas.microsoft.com/office/word/2010/wordprocessingShape" mc:Ignorable="w14 w15 w16se w16cid w16 w16cex w16sdtdh w16sdtfl w16du wp14">
   <w:p>
     <w:pPr>
       <w:pStyle w:val="Footer"/>
@@ -19491,7 +19499,7 @@
 </file>
 
 <file path=word/footer3.xml><?xml version="1.0" encoding="utf-8"?>
-<w:ftr xmlns:wpc="http://schemas.microsoft.com/office/word/2010/wordprocessingCanvas" xmlns:cx="http://schemas.microsoft.com/office/drawing/2014/chartex" xmlns:cx1="http://schemas.microsoft.com/office/drawing/2015/9/8/chartex" xmlns:cx2="http://schemas.microsoft.com/office/drawing/2015/10/21/chartex" xmlns:cx3="http://schemas.microsoft.com/office/drawing/2016/5/9/chartex" xmlns:cx4="http://schemas.microsoft.com/office/drawing/2016/5/10/chartex" xmlns:cx5="http://schemas.microsoft.com/office/drawing/2016/5/11/chartex" xmlns:cx6="http://schemas.microsoft.com/office/drawing/2016/5/12/chartex" xmlns:cx7="http://schemas.microsoft.com/office/drawing/2016/5/13/chartex" xmlns:cx8="http://schemas.microsoft.com/office/drawing/2016/5/14/chartex" xmlns:mc="http://schemas.openxmlformats.org/markup-compatibility/2006" xmlns:aink="http://schemas.microsoft.com/office/drawing/2016/ink" xmlns:am3d="http://schemas.microsoft.com/office/drawing/2017/model3d" xmlns:o="urn:schemas-microsoft-com:office:office" xmlns:oel="http://schemas.microsoft.com/office/2019/extlst" xmlns:r="http://schemas.openxmlformats.org/officeDocument/2006/relationships" xmlns:m="http://schemas.openxmlformats.org/officeDocument/2006/math" xmlns:v="urn:schemas-microsoft-com:vml" xmlns:wp14="http://schemas.microsoft.com/office/word/2010/wordprocessingDrawing" xmlns:wp="http://schemas.openxmlformats.org/drawingml/2006/wordprocessingDrawing" xmlns:w10="urn:schemas-microsoft-com:office:word" xmlns:w="http://schemas.openxmlformats.org/wordprocessingml/2006/main" xmlns:w14="http://schemas.microsoft.com/office/word/2010/wordml" xmlns:w15="http://schemas.microsoft.com/office/word/2012/wordml" xmlns:w16cex="http://schemas.microsoft.com/office/word/2018/wordml/cex" xmlns:w16cid="http://schemas.microsoft.com/office/word/2016/wordml/cid" xmlns:w16="http://schemas.microsoft.com/office/word/2018/wordml" xmlns:w16sdtdh="http://schemas.microsoft.com/office/word/2020/wordml/sdtdatahash" xmlns:w16se="http://schemas.microsoft.com/office/word/2015/wordml/symex" xmlns:wpg="http://schemas.microsoft.com/office/word/2010/wordprocessingGroup" xmlns:wpi="http://schemas.microsoft.com/office/word/2010/wordprocessingInk" xmlns:wne="http://schemas.microsoft.com/office/word/2006/wordml" xmlns:wps="http://schemas.microsoft.com/office/word/2010/wordprocessingShape" mc:Ignorable="w14 w15 w16se w16cid w16 w16cex w16sdtdh wp14">
+<w:ftr xmlns:wpc="http://schemas.microsoft.com/office/word/2010/wordprocessingCanvas" xmlns:cx="http://schemas.microsoft.com/office/drawing/2014/chartex" xmlns:cx1="http://schemas.microsoft.com/office/drawing/2015/9/8/chartex" xmlns:cx2="http://schemas.microsoft.com/office/drawing/2015/10/21/chartex" xmlns:cx3="http://schemas.microsoft.com/office/drawing/2016/5/9/chartex" xmlns:cx4="http://schemas.microsoft.com/office/drawing/2016/5/10/chartex" xmlns:cx5="http://schemas.microsoft.com/office/drawing/2016/5/11/chartex" xmlns:cx6="http://schemas.microsoft.com/office/drawing/2016/5/12/chartex" xmlns:cx7="http://schemas.microsoft.com/office/drawing/2016/5/13/chartex" xmlns:cx8="http://schemas.microsoft.com/office/drawing/2016/5/14/chartex" xmlns:mc="http://schemas.openxmlformats.org/markup-compatibility/2006" xmlns:aink="http://schemas.microsoft.com/office/drawing/2016/ink" xmlns:am3d="http://schemas.microsoft.com/office/drawing/2017/model3d" xmlns:o="urn:schemas-microsoft-com:office:office" xmlns:oel="http://schemas.microsoft.com/office/2019/extlst" xmlns:r="http://schemas.openxmlformats.org/officeDocument/2006/relationships" xmlns:m="http://schemas.openxmlformats.org/officeDocument/2006/math" xmlns:v="urn:schemas-microsoft-com:vml" xmlns:wp14="http://schemas.microsoft.com/office/word/2010/wordprocessingDrawing" xmlns:wp="http://schemas.openxmlformats.org/drawingml/2006/wordprocessingDrawing" xmlns:w10="urn:schemas-microsoft-com:office:word" xmlns:w="http://schemas.openxmlformats.org/wordprocessingml/2006/main" xmlns:w14="http://schemas.microsoft.com/office/word/2010/wordml" xmlns:w15="http://schemas.microsoft.com/office/word/2012/wordml" xmlns:w16cex="http://schemas.microsoft.com/office/word/2018/wordml/cex" xmlns:w16cid="http://schemas.microsoft.com/office/word/2016/wordml/cid" xmlns:w16="http://schemas.microsoft.com/office/word/2018/wordml" xmlns:w16du="http://schemas.microsoft.com/office/word/2023/wordml/word16du" xmlns:w16sdtdh="http://schemas.microsoft.com/office/word/2020/wordml/sdtdatahash" xmlns:w16sdtfl="http://schemas.microsoft.com/office/word/2024/wordml/sdtformatlock" xmlns:w16se="http://schemas.microsoft.com/office/word/2015/wordml/symex" xmlns:wpg="http://schemas.microsoft.com/office/word/2010/wordprocessingGroup" xmlns:wpi="http://schemas.microsoft.com/office/word/2010/wordprocessingInk" xmlns:wne="http://schemas.microsoft.com/office/word/2006/wordml" xmlns:wps="http://schemas.microsoft.com/office/word/2010/wordprocessingShape" mc:Ignorable="w14 w15 w16se w16cid w16 w16cex w16sdtdh w16sdtfl w16du wp14">
   <w:p>
     <w:pPr>
       <w:pStyle w:val="Footer"/>
@@ -19501,7 +19509,7 @@
 </file>
 
 <file path=word/footnotes.xml><?xml version="1.0" encoding="utf-8"?>
-<w:footnotes xmlns:wpc="http://schemas.microsoft.com/office/word/2010/wordprocessingCanvas" xmlns:cx="http://schemas.microsoft.com/office/drawing/2014/chartex" xmlns:cx1="http://schemas.microsoft.com/office/drawing/2015/9/8/chartex" xmlns:cx2="http://schemas.microsoft.com/office/drawing/2015/10/21/chartex" xmlns:cx3="http://schemas.microsoft.com/office/drawing/2016/5/9/chartex" xmlns:cx4="http://schemas.microsoft.com/office/drawing/2016/5/10/chartex" xmlns:cx5="http://schemas.microsoft.com/office/drawing/2016/5/11/chartex" xmlns:cx6="http://schemas.microsoft.com/office/drawing/2016/5/12/chartex" xmlns:cx7="http://schemas.microsoft.com/office/drawing/2016/5/13/chartex" xmlns:cx8="http://schemas.microsoft.com/office/drawing/2016/5/14/chartex" xmlns:mc="http://schemas.openxmlformats.org/markup-compatibility/2006" xmlns:aink="http://schemas.microsoft.com/office/drawing/2016/ink" xmlns:am3d="http://schemas.microsoft.com/office/drawing/2017/model3d" xmlns:o="urn:schemas-microsoft-com:office:office" xmlns:oel="http://schemas.microsoft.com/office/2019/extlst" xmlns:r="http://schemas.openxmlformats.org/officeDocument/2006/relationships" xmlns:m="http://schemas.openxmlformats.org/officeDocument/2006/math" xmlns:v="urn:schemas-microsoft-com:vml" xmlns:wp14="http://schemas.microsoft.com/office/word/2010/wordprocessingDrawing" xmlns:wp="http://schemas.openxmlformats.org/drawingml/2006/wordprocessingDrawing" xmlns:w10="urn:schemas-microsoft-com:office:word" xmlns:w="http://schemas.openxmlformats.org/wordprocessingml/2006/main" xmlns:w14="http://schemas.microsoft.com/office/word/2010/wordml" xmlns:w15="http://schemas.microsoft.com/office/word/2012/wordml" xmlns:w16cex="http://schemas.microsoft.com/office/word/2018/wordml/cex" xmlns:w16cid="http://schemas.microsoft.com/office/word/2016/wordml/cid" xmlns:w16="http://schemas.microsoft.com/office/word/2018/wordml" xmlns:w16sdtdh="http://schemas.microsoft.com/office/word/2020/wordml/sdtdatahash" xmlns:w16se="http://schemas.microsoft.com/office/word/2015/wordml/symex" xmlns:wpg="http://schemas.microsoft.com/office/word/2010/wordprocessingGroup" xmlns:wpi="http://schemas.microsoft.com/office/word/2010/wordprocessingInk" xmlns:wne="http://schemas.microsoft.com/office/word/2006/wordml" xmlns:wps="http://schemas.microsoft.com/office/word/2010/wordprocessingShape" mc:Ignorable="w14 w15 w16se w16cid w16 w16cex w16sdtdh wp14">
+<w:footnotes xmlns:wpc="http://schemas.microsoft.com/office/word/2010/wordprocessingCanvas" xmlns:cx="http://schemas.microsoft.com/office/drawing/2014/chartex" xmlns:cx1="http://schemas.microsoft.com/office/drawing/2015/9/8/chartex" xmlns:cx2="http://schemas.microsoft.com/office/drawing/2015/10/21/chartex" xmlns:cx3="http://schemas.microsoft.com/office/drawing/2016/5/9/chartex" xmlns:cx4="http://schemas.microsoft.com/office/drawing/2016/5/10/chartex" xmlns:cx5="http://schemas.microsoft.com/office/drawing/2016/5/11/chartex" xmlns:cx6="http://schemas.microsoft.com/office/drawing/2016/5/12/chartex" xmlns:cx7="http://schemas.microsoft.com/office/drawing/2016/5/13/chartex" xmlns:cx8="http://schemas.microsoft.com/office/drawing/2016/5/14/chartex" xmlns:mc="http://schemas.openxmlformats.org/markup-compatibility/2006" xmlns:aink="http://schemas.microsoft.com/office/drawing/2016/ink" xmlns:am3d="http://schemas.microsoft.com/office/drawing/2017/model3d" xmlns:o="urn:schemas-microsoft-com:office:office" xmlns:oel="http://schemas.microsoft.com/office/2019/extlst" xmlns:r="http://schemas.openxmlformats.org/officeDocument/2006/relationships" xmlns:m="http://schemas.openxmlformats.org/officeDocument/2006/math" xmlns:v="urn:schemas-microsoft-com:vml" xmlns:wp14="http://schemas.microsoft.com/office/word/2010/wordprocessingDrawing" xmlns:wp="http://schemas.openxmlformats.org/drawingml/2006/wordprocessingDrawing" xmlns:w10="urn:schemas-microsoft-com:office:word" xmlns:w="http://schemas.openxmlformats.org/wordprocessingml/2006/main" xmlns:w14="http://schemas.microsoft.com/office/word/2010/wordml" xmlns:w15="http://schemas.microsoft.com/office/word/2012/wordml" xmlns:w16cex="http://schemas.microsoft.com/office/word/2018/wordml/cex" xmlns:w16cid="http://schemas.microsoft.com/office/word/2016/wordml/cid" xmlns:w16="http://schemas.microsoft.com/office/word/2018/wordml" xmlns:w16du="http://schemas.microsoft.com/office/word/2023/wordml/word16du" xmlns:w16sdtdh="http://schemas.microsoft.com/office/word/2020/wordml/sdtdatahash" xmlns:w16sdtfl="http://schemas.microsoft.com/office/word/2024/wordml/sdtformatlock" xmlns:w16se="http://schemas.microsoft.com/office/word/2015/wordml/symex" xmlns:wpg="http://schemas.microsoft.com/office/word/2010/wordprocessingGroup" xmlns:wpi="http://schemas.microsoft.com/office/word/2010/wordprocessingInk" xmlns:wne="http://schemas.microsoft.com/office/word/2006/wordml" xmlns:wps="http://schemas.microsoft.com/office/word/2010/wordprocessingShape" mc:Ignorable="w14 w15 w16se w16cid w16 w16cex w16sdtdh w16sdtfl w16du wp14">
   <w:footnote w:type="separator" w:id="-1">
     <w:p>
       <w:r>
@@ -19520,7 +19528,7 @@
 </file>
 
 <file path=word/header1.xml><?xml version="1.0" encoding="utf-8"?>
-<w:hdr xmlns:wpc="http://schemas.microsoft.com/office/word/2010/wordprocessingCanvas" xmlns:cx="http://schemas.microsoft.com/office/drawing/2014/chartex" xmlns:cx1="http://schemas.microsoft.com/office/drawing/2015/9/8/chartex" xmlns:cx2="http://schemas.microsoft.com/office/drawing/2015/10/21/chartex" xmlns:cx3="http://schemas.microsoft.com/office/drawing/2016/5/9/chartex" xmlns:cx4="http://schemas.microsoft.com/office/drawing/2016/5/10/chartex" xmlns:cx5="http://schemas.microsoft.com/office/drawing/2016/5/11/chartex" xmlns:cx6="http://schemas.microsoft.com/office/drawing/2016/5/12/chartex" xmlns:cx7="http://schemas.microsoft.com/office/drawing/2016/5/13/chartex" xmlns:cx8="http://schemas.microsoft.com/office/drawing/2016/5/14/chartex" xmlns:mc="http://schemas.openxmlformats.org/markup-compatibility/2006" xmlns:aink="http://schemas.microsoft.com/office/drawing/2016/ink" xmlns:am3d="http://schemas.microsoft.com/office/drawing/2017/model3d" xmlns:o="urn:schemas-microsoft-com:office:office" xmlns:oel="http://schemas.microsoft.com/office/2019/extlst" xmlns:r="http://schemas.openxmlformats.org/officeDocument/2006/relationships" xmlns:m="http://schemas.openxmlformats.org/officeDocument/2006/math" xmlns:v="urn:schemas-microsoft-com:vml" xmlns:wp14="http://schemas.microsoft.com/office/word/2010/wordprocessingDrawing" xmlns:wp="http://schemas.openxmlformats.org/drawingml/2006/wordprocessingDrawing" xmlns:w10="urn:schemas-microsoft-com:office:word" xmlns:w="http://schemas.openxmlformats.org/wordprocessingml/2006/main" xmlns:w14="http://schemas.microsoft.com/office/word/2010/wordml" xmlns:w15="http://schemas.microsoft.com/office/word/2012/wordml" xmlns:w16cex="http://schemas.microsoft.com/office/word/2018/wordml/cex" xmlns:w16cid="http://schemas.microsoft.com/office/word/2016/wordml/cid" xmlns:w16="http://schemas.microsoft.com/office/word/2018/wordml" xmlns:w16sdtdh="http://schemas.microsoft.com/office/word/2020/wordml/sdtdatahash" xmlns:w16se="http://schemas.microsoft.com/office/word/2015/wordml/symex" xmlns:wpg="http://schemas.microsoft.com/office/word/2010/wordprocessingGroup" xmlns:wpi="http://schemas.microsoft.com/office/word/2010/wordprocessingInk" xmlns:wne="http://schemas.microsoft.com/office/word/2006/wordml" xmlns:wps="http://schemas.microsoft.com/office/word/2010/wordprocessingShape" mc:Ignorable="w14 w15 w16se w16cid w16 w16cex w16sdtdh wp14">
+<w:hdr xmlns:wpc="http://schemas.microsoft.com/office/word/2010/wordprocessingCanvas" xmlns:cx="http://schemas.microsoft.com/office/drawing/2014/chartex" xmlns:cx1="http://schemas.microsoft.com/office/drawing/2015/9/8/chartex" xmlns:cx2="http://schemas.microsoft.com/office/drawing/2015/10/21/chartex" xmlns:cx3="http://schemas.microsoft.com/office/drawing/2016/5/9/chartex" xmlns:cx4="http://schemas.microsoft.com/office/drawing/2016/5/10/chartex" xmlns:cx5="http://schemas.microsoft.com/office/drawing/2016/5/11/chartex" xmlns:cx6="http://schemas.microsoft.com/office/drawing/2016/5/12/chartex" xmlns:cx7="http://schemas.microsoft.com/office/drawing/2016/5/13/chartex" xmlns:cx8="http://schemas.microsoft.com/office/drawing/2016/5/14/chartex" xmlns:mc="http://schemas.openxmlformats.org/markup-compatibility/2006" xmlns:aink="http://schemas.microsoft.com/office/drawing/2016/ink" xmlns:am3d="http://schemas.microsoft.com/office/drawing/2017/model3d" xmlns:o="urn:schemas-microsoft-com:office:office" xmlns:oel="http://schemas.microsoft.com/office/2019/extlst" xmlns:r="http://schemas.openxmlformats.org/officeDocument/2006/relationships" xmlns:m="http://schemas.openxmlformats.org/officeDocument/2006/math" xmlns:v="urn:schemas-microsoft-com:vml" xmlns:wp14="http://schemas.microsoft.com/office/word/2010/wordprocessingDrawing" xmlns:wp="http://schemas.openxmlformats.org/drawingml/2006/wordprocessingDrawing" xmlns:w10="urn:schemas-microsoft-com:office:word" xmlns:w="http://schemas.openxmlformats.org/wordprocessingml/2006/main" xmlns:w14="http://schemas.microsoft.com/office/word/2010/wordml" xmlns:w15="http://schemas.microsoft.com/office/word/2012/wordml" xmlns:w16cex="http://schemas.microsoft.com/office/word/2018/wordml/cex" xmlns:w16cid="http://schemas.microsoft.com/office/word/2016/wordml/cid" xmlns:w16="http://schemas.microsoft.com/office/word/2018/wordml" xmlns:w16du="http://schemas.microsoft.com/office/word/2023/wordml/word16du" xmlns:w16sdtdh="http://schemas.microsoft.com/office/word/2020/wordml/sdtdatahash" xmlns:w16sdtfl="http://schemas.microsoft.com/office/word/2024/wordml/sdtformatlock" xmlns:w16se="http://schemas.microsoft.com/office/word/2015/wordml/symex" xmlns:wpg="http://schemas.microsoft.com/office/word/2010/wordprocessingGroup" xmlns:wpi="http://schemas.microsoft.com/office/word/2010/wordprocessingInk" xmlns:wne="http://schemas.microsoft.com/office/word/2006/wordml" xmlns:wps="http://schemas.microsoft.com/office/word/2010/wordprocessingShape" mc:Ignorable="w14 w15 w16se w16cid w16 w16cex w16sdtdh w16sdtfl w16du wp14">
   <w:p>
     <w:pPr>
       <w:pStyle w:val="Header"/>
@@ -19530,7 +19538,7 @@
 </file>
 
 <file path=word/header2.xml><?xml version="1.0" encoding="utf-8"?>
-<w:hdr xmlns:wpc="http://schemas.microsoft.com/office/word/2010/wordprocessingCanvas" xmlns:cx="http://schemas.microsoft.com/office/drawing/2014/chartex" xmlns:cx1="http://schemas.microsoft.com/office/drawing/2015/9/8/chartex" xmlns:cx2="http://schemas.microsoft.com/office/drawing/2015/10/21/chartex" xmlns:cx3="http://schemas.microsoft.com/office/drawing/2016/5/9/chartex" xmlns:cx4="http://schemas.microsoft.com/office/drawing/2016/5/10/chartex" xmlns:cx5="http://schemas.microsoft.com/office/drawing/2016/5/11/chartex" xmlns:cx6="http://schemas.microsoft.com/office/drawing/2016/5/12/chartex" xmlns:cx7="http://schemas.microsoft.com/office/drawing/2016/5/13/chartex" xmlns:cx8="http://schemas.microsoft.com/office/drawing/2016/5/14/chartex" xmlns:mc="http://schemas.openxmlformats.org/markup-compatibility/2006" xmlns:aink="http://schemas.microsoft.com/office/drawing/2016/ink" xmlns:am3d="http://schemas.microsoft.com/office/drawing/2017/model3d" xmlns:o="urn:schemas-microsoft-com:office:office" xmlns:oel="http://schemas.microsoft.com/office/2019/extlst" xmlns:r="http://schemas.openxmlformats.org/officeDocument/2006/relationships" xmlns:m="http://schemas.openxmlformats.org/officeDocument/2006/math" xmlns:v="urn:schemas-microsoft-com:vml" xmlns:wp14="http://schemas.microsoft.com/office/word/2010/wordprocessingDrawing" xmlns:wp="http://schemas.openxmlformats.org/drawingml/2006/wordprocessingDrawing" xmlns:w10="urn:schemas-microsoft-com:office:word" xmlns:w="http://schemas.openxmlformats.org/wordprocessingml/2006/main" xmlns:w14="http://schemas.microsoft.com/office/word/2010/wordml" xmlns:w15="http://schemas.microsoft.com/office/word/2012/wordml" xmlns:w16cex="http://schemas.microsoft.com/office/word/2018/wordml/cex" xmlns:w16cid="http://schemas.microsoft.com/office/word/2016/wordml/cid" xmlns:w16="http://schemas.microsoft.com/office/word/2018/wordml" xmlns:w16sdtdh="http://schemas.microsoft.com/office/word/2020/wordml/sdtdatahash" xmlns:w16se="http://schemas.microsoft.com/office/word/2015/wordml/symex" xmlns:wpg="http://schemas.microsoft.com/office/word/2010/wordprocessingGroup" xmlns:wpi="http://schemas.microsoft.com/office/word/2010/wordprocessingInk" xmlns:wne="http://schemas.microsoft.com/office/word/2006/wordml" xmlns:wps="http://schemas.microsoft.com/office/word/2010/wordprocessingShape" mc:Ignorable="w14 w15 w16se w16cid w16 w16cex w16sdtdh wp14">
+<w:hdr xmlns:wpc="http://schemas.microsoft.com/office/word/2010/wordprocessingCanvas" xmlns:cx="http://schemas.microsoft.com/office/drawing/2014/chartex" xmlns:cx1="http://schemas.microsoft.com/office/drawing/2015/9/8/chartex" xmlns:cx2="http://schemas.microsoft.com/office/drawing/2015/10/21/chartex" xmlns:cx3="http://schemas.microsoft.com/office/drawing/2016/5/9/chartex" xmlns:cx4="http://schemas.microsoft.com/office/drawing/2016/5/10/chartex" xmlns:cx5="http://schemas.microsoft.com/office/drawing/2016/5/11/chartex" xmlns:cx6="http://schemas.microsoft.com/office/drawing/2016/5/12/chartex" xmlns:cx7="http://schemas.microsoft.com/office/drawing/2016/5/13/chartex" xmlns:cx8="http://schemas.microsoft.com/office/drawing/2016/5/14/chartex" xmlns:mc="http://schemas.openxmlformats.org/markup-compatibility/2006" xmlns:aink="http://schemas.microsoft.com/office/drawing/2016/ink" xmlns:am3d="http://schemas.microsoft.com/office/drawing/2017/model3d" xmlns:o="urn:schemas-microsoft-com:office:office" xmlns:oel="http://schemas.microsoft.com/office/2019/extlst" xmlns:r="http://schemas.openxmlformats.org/officeDocument/2006/relationships" xmlns:m="http://schemas.openxmlformats.org/officeDocument/2006/math" xmlns:v="urn:schemas-microsoft-com:vml" xmlns:wp14="http://schemas.microsoft.com/office/word/2010/wordprocessingDrawing" xmlns:wp="http://schemas.openxmlformats.org/drawingml/2006/wordprocessingDrawing" xmlns:w10="urn:schemas-microsoft-com:office:word" xmlns:w="http://schemas.openxmlformats.org/wordprocessingml/2006/main" xmlns:w14="http://schemas.microsoft.com/office/word/2010/wordml" xmlns:w15="http://schemas.microsoft.com/office/word/2012/wordml" xmlns:w16cex="http://schemas.microsoft.com/office/word/2018/wordml/cex" xmlns:w16cid="http://schemas.microsoft.com/office/word/2016/wordml/cid" xmlns:w16="http://schemas.microsoft.com/office/word/2018/wordml" xmlns:w16du="http://schemas.microsoft.com/office/word/2023/wordml/word16du" xmlns:w16sdtdh="http://schemas.microsoft.com/office/word/2020/wordml/sdtdatahash" xmlns:w16sdtfl="http://schemas.microsoft.com/office/word/2024/wordml/sdtformatlock" xmlns:w16se="http://schemas.microsoft.com/office/word/2015/wordml/symex" xmlns:wpg="http://schemas.microsoft.com/office/word/2010/wordprocessingGroup" xmlns:wpi="http://schemas.microsoft.com/office/word/2010/wordprocessingInk" xmlns:wne="http://schemas.microsoft.com/office/word/2006/wordml" xmlns:wps="http://schemas.microsoft.com/office/word/2010/wordprocessingShape" mc:Ignorable="w14 w15 w16se w16cid w16 w16cex w16sdtdh w16sdtfl w16du wp14">
   <w:p>
     <w:pPr>
       <w:pStyle w:val="Header"/>
@@ -19540,7 +19548,7 @@
 </file>
 
 <file path=word/header3.xml><?xml version="1.0" encoding="utf-8"?>
-<w:hdr xmlns:wpc="http://schemas.microsoft.com/office/word/2010/wordprocessingCanvas" xmlns:cx="http://schemas.microsoft.com/office/drawing/2014/chartex" xmlns:cx1="http://schemas.microsoft.com/office/drawing/2015/9/8/chartex" xmlns:cx2="http://schemas.microsoft.com/office/drawing/2015/10/21/chartex" xmlns:cx3="http://schemas.microsoft.com/office/drawing/2016/5/9/chartex" xmlns:cx4="http://schemas.microsoft.com/office/drawing/2016/5/10/chartex" xmlns:cx5="http://schemas.microsoft.com/office/drawing/2016/5/11/chartex" xmlns:cx6="http://schemas.microsoft.com/office/drawing/2016/5/12/chartex" xmlns:cx7="http://schemas.microsoft.com/office/drawing/2016/5/13/chartex" xmlns:cx8="http://schemas.microsoft.com/office/drawing/2016/5/14/chartex" xmlns:mc="http://schemas.openxmlformats.org/markup-compatibility/2006" xmlns:aink="http://schemas.microsoft.com/office/drawing/2016/ink" xmlns:am3d="http://schemas.microsoft.com/office/drawing/2017/model3d" xmlns:o="urn:schemas-microsoft-com:office:office" xmlns:oel="http://schemas.microsoft.com/office/2019/extlst" xmlns:r="http://schemas.openxmlformats.org/officeDocument/2006/relationships" xmlns:m="http://schemas.openxmlformats.org/officeDocument/2006/math" xmlns:v="urn:schemas-microsoft-com:vml" xmlns:wp14="http://schemas.microsoft.com/office/word/2010/wordprocessingDrawing" xmlns:wp="http://schemas.openxmlformats.org/drawingml/2006/wordprocessingDrawing" xmlns:w10="urn:schemas-microsoft-com:office:word" xmlns:w="http://schemas.openxmlformats.org/wordprocessingml/2006/main" xmlns:w14="http://schemas.microsoft.com/office/word/2010/wordml" xmlns:w15="http://schemas.microsoft.com/office/word/2012/wordml" xmlns:w16cex="http://schemas.microsoft.com/office/word/2018/wordml/cex" xmlns:w16cid="http://schemas.microsoft.com/office/word/2016/wordml/cid" xmlns:w16="http://schemas.microsoft.com/office/word/2018/wordml" xmlns:w16sdtdh="http://schemas.microsoft.com/office/word/2020/wordml/sdtdatahash" xmlns:w16se="http://schemas.microsoft.com/office/word/2015/wordml/symex" xmlns:wpg="http://schemas.microsoft.com/office/word/2010/wordprocessingGroup" xmlns:wpi="http://schemas.microsoft.com/office/word/2010/wordprocessingInk" xmlns:wne="http://schemas.microsoft.com/office/word/2006/wordml" xmlns:wps="http://schemas.microsoft.com/office/word/2010/wordprocessingShape" mc:Ignorable="w14 w15 w16se w16cid w16 w16cex w16sdtdh wp14">
+<w:hdr xmlns:wpc="http://schemas.microsoft.com/office/word/2010/wordprocessingCanvas" xmlns:cx="http://schemas.microsoft.com/office/drawing/2014/chartex" xmlns:cx1="http://schemas.microsoft.com/office/drawing/2015/9/8/chartex" xmlns:cx2="http://schemas.microsoft.com/office/drawing/2015/10/21/chartex" xmlns:cx3="http://schemas.microsoft.com/office/drawing/2016/5/9/chartex" xmlns:cx4="http://schemas.microsoft.com/office/drawing/2016/5/10/chartex" xmlns:cx5="http://schemas.microsoft.com/office/drawing/2016/5/11/chartex" xmlns:cx6="http://schemas.microsoft.com/office/drawing/2016/5/12/chartex" xmlns:cx7="http://schemas.microsoft.com/office/drawing/2016/5/13/chartex" xmlns:cx8="http://schemas.microsoft.com/office/drawing/2016/5/14/chartex" xmlns:mc="http://schemas.openxmlformats.org/markup-compatibility/2006" xmlns:aink="http://schemas.microsoft.com/office/drawing/2016/ink" xmlns:am3d="http://schemas.microsoft.com/office/drawing/2017/model3d" xmlns:o="urn:schemas-microsoft-com:office:office" xmlns:oel="http://schemas.microsoft.com/office/2019/extlst" xmlns:r="http://schemas.openxmlformats.org/officeDocument/2006/relationships" xmlns:m="http://schemas.openxmlformats.org/officeDocument/2006/math" xmlns:v="urn:schemas-microsoft-com:vml" xmlns:wp14="http://schemas.microsoft.com/office/word/2010/wordprocessingDrawing" xmlns:wp="http://schemas.openxmlformats.org/drawingml/2006/wordprocessingDrawing" xmlns:w10="urn:schemas-microsoft-com:office:word" xmlns:w="http://schemas.openxmlformats.org/wordprocessingml/2006/main" xmlns:w14="http://schemas.microsoft.com/office/word/2010/wordml" xmlns:w15="http://schemas.microsoft.com/office/word/2012/wordml" xmlns:w16cex="http://schemas.microsoft.com/office/word/2018/wordml/cex" xmlns:w16cid="http://schemas.microsoft.com/office/word/2016/wordml/cid" xmlns:w16="http://schemas.microsoft.com/office/word/2018/wordml" xmlns:w16du="http://schemas.microsoft.com/office/word/2023/wordml/word16du" xmlns:w16sdtdh="http://schemas.microsoft.com/office/word/2020/wordml/sdtdatahash" xmlns:w16sdtfl="http://schemas.microsoft.com/office/word/2024/wordml/sdtformatlock" xmlns:w16se="http://schemas.microsoft.com/office/word/2015/wordml/symex" xmlns:wpg="http://schemas.microsoft.com/office/word/2010/wordprocessingGroup" xmlns:wpi="http://schemas.microsoft.com/office/word/2010/wordprocessingInk" xmlns:wne="http://schemas.microsoft.com/office/word/2006/wordml" xmlns:wps="http://schemas.microsoft.com/office/word/2010/wordprocessingShape" mc:Ignorable="w14 w15 w16se w16cid w16 w16cex w16sdtdh w16sdtfl w16du wp14">
   <w:p>
     <w:pPr>
       <w:pStyle w:val="Header"/>
@@ -19550,7 +19558,7 @@
 </file>
 
 <file path=word/numbering.xml><?xml version="1.0" encoding="utf-8"?>
-<w:numbering xmlns:wpc="http://schemas.microsoft.com/office/word/2010/wordprocessingCanvas" xmlns:cx="http://schemas.microsoft.com/office/drawing/2014/chartex" xmlns:cx1="http://schemas.microsoft.com/office/drawing/2015/9/8/chartex" xmlns:cx2="http://schemas.microsoft.com/office/drawing/2015/10/21/chartex" xmlns:cx3="http://schemas.microsoft.com/office/drawing/2016/5/9/chartex" xmlns:cx4="http://schemas.microsoft.com/office/drawing/2016/5/10/chartex" xmlns:cx5="http://schemas.microsoft.com/office/drawing/2016/5/11/chartex" xmlns:cx6="http://schemas.microsoft.com/office/drawing/2016/5/12/chartex" xmlns:cx7="http://schemas.microsoft.com/office/drawing/2016/5/13/chartex" xmlns:cx8="http://schemas.microsoft.com/office/drawing/2016/5/14/chartex" xmlns:mc="http://schemas.openxmlformats.org/markup-compatibility/2006" xmlns:aink="http://schemas.microsoft.com/office/drawing/2016/ink" xmlns:am3d="http://schemas.microsoft.com/office/drawing/2017/model3d" xmlns:o="urn:schemas-microsoft-com:office:office" xmlns:oel="http://schemas.microsoft.com/office/2019/extlst" xmlns:r="http://schemas.openxmlformats.org/officeDocument/2006/relationships" xmlns:m="http://schemas.openxmlformats.org/officeDocument/2006/math" xmlns:v="urn:schemas-microsoft-com:vml" xmlns:wp14="http://schemas.microsoft.com/office/word/2010/wordprocessingDrawing" xmlns:wp="http://schemas.openxmlformats.org/drawingml/2006/wordprocessingDrawing" xmlns:w10="urn:schemas-microsoft-com:office:word" xmlns:w="http://schemas.openxmlformats.org/wordprocessingml/2006/main" xmlns:w14="http://schemas.microsoft.com/office/word/2010/wordml" xmlns:w15="http://schemas.microsoft.com/office/word/2012/wordml" xmlns:w16cex="http://schemas.microsoft.com/office/word/2018/wordml/cex" xmlns:w16cid="http://schemas.microsoft.com/office/word/2016/wordml/cid" xmlns:w16="http://schemas.microsoft.com/office/word/2018/wordml" xmlns:w16sdtdh="http://schemas.microsoft.com/office/word/2020/wordml/sdtdatahash" xmlns:w16se="http://schemas.microsoft.com/office/word/2015/wordml/symex" xmlns:wpg="http://schemas.microsoft.com/office/word/2010/wordprocessingGroup" xmlns:wpi="http://schemas.microsoft.com/office/word/2010/wordprocessingInk" xmlns:wne="http://schemas.microsoft.com/office/word/2006/wordml" xmlns:wps="http://schemas.microsoft.com/office/word/2010/wordprocessingShape" mc:Ignorable="w14 w15 w16se w16cid w16 w16cex w16sdtdh wp14">
+<w:numbering xmlns:wpc="http://schemas.microsoft.com/office/word/2010/wordprocessingCanvas" xmlns:cx="http://schemas.microsoft.com/office/drawing/2014/chartex" xmlns:cx1="http://schemas.microsoft.com/office/drawing/2015/9/8/chartex" xmlns:cx2="http://schemas.microsoft.com/office/drawing/2015/10/21/chartex" xmlns:cx3="http://schemas.microsoft.com/office/drawing/2016/5/9/chartex" xmlns:cx4="http://schemas.microsoft.com/office/drawing/2016/5/10/chartex" xmlns:cx5="http://schemas.microsoft.com/office/drawing/2016/5/11/chartex" xmlns:cx6="http://schemas.microsoft.com/office/drawing/2016/5/12/chartex" xmlns:cx7="http://schemas.microsoft.com/office/drawing/2016/5/13/chartex" xmlns:cx8="http://schemas.microsoft.com/office/drawing/2016/5/14/chartex" xmlns:mc="http://schemas.openxmlformats.org/markup-compatibility/2006" xmlns:aink="http://schemas.microsoft.com/office/drawing/2016/ink" xmlns:am3d="http://schemas.microsoft.com/office/drawing/2017/model3d" xmlns:o="urn:schemas-microsoft-com:office:office" xmlns:oel="http://schemas.microsoft.com/office/2019/extlst" xmlns:r="http://schemas.openxmlformats.org/officeDocument/2006/relationships" xmlns:m="http://schemas.openxmlformats.org/officeDocument/2006/math" xmlns:v="urn:schemas-microsoft-com:vml" xmlns:wp14="http://schemas.microsoft.com/office/word/2010/wordprocessingDrawing" xmlns:wp="http://schemas.openxmlformats.org/drawingml/2006/wordprocessingDrawing" xmlns:w10="urn:schemas-microsoft-com:office:word" xmlns:w="http://schemas.openxmlformats.org/wordprocessingml/2006/main" xmlns:w14="http://schemas.microsoft.com/office/word/2010/wordml" xmlns:w15="http://schemas.microsoft.com/office/word/2012/wordml" xmlns:w16cex="http://schemas.microsoft.com/office/word/2018/wordml/cex" xmlns:w16cid="http://schemas.microsoft.com/office/word/2016/wordml/cid" xmlns:w16="http://schemas.microsoft.com/office/word/2018/wordml" xmlns:w16du="http://schemas.microsoft.com/office/word/2023/wordml/word16du" xmlns:w16sdtdh="http://schemas.microsoft.com/office/word/2020/wordml/sdtdatahash" xmlns:w16sdtfl="http://schemas.microsoft.com/office/word/2024/wordml/sdtformatlock" xmlns:w16se="http://schemas.microsoft.com/office/word/2015/wordml/symex" xmlns:wpg="http://schemas.microsoft.com/office/word/2010/wordprocessingGroup" xmlns:wpi="http://schemas.microsoft.com/office/word/2010/wordprocessingInk" xmlns:wne="http://schemas.microsoft.com/office/word/2006/wordml" xmlns:wps="http://schemas.microsoft.com/office/word/2010/wordprocessingShape" mc:Ignorable="w14 w15 w16se w16cid w16 w16cex w16sdtdh w16sdtfl w16du wp14">
   <w:abstractNum w:abstractNumId="0" w15:restartNumberingAfterBreak="0">
     <w:nsid w:val="0049151B"/>
     <w:multiLevelType w:val="hybridMultilevel"/>
@@ -34836,7 +34844,7 @@
 </file>
 
 <file path=word/styles.xml><?xml version="1.0" encoding="utf-8"?>
-<w:styles xmlns:mc="http://schemas.openxmlformats.org/markup-compatibility/2006" xmlns:r="http://schemas.openxmlformats.org/officeDocument/2006/relationships" xmlns:w="http://schemas.openxmlformats.org/wordprocessingml/2006/main" xmlns:w14="http://schemas.microsoft.com/office/word/2010/wordml" xmlns:w15="http://schemas.microsoft.com/office/word/2012/wordml" xmlns:w16cex="http://schemas.microsoft.com/office/word/2018/wordml/cex" xmlns:w16cid="http://schemas.microsoft.com/office/word/2016/wordml/cid" xmlns:w16="http://schemas.microsoft.com/office/word/2018/wordml" xmlns:w16sdtdh="http://schemas.microsoft.com/office/word/2020/wordml/sdtdatahash" xmlns:w16se="http://schemas.microsoft.com/office/word/2015/wordml/symex" mc:Ignorable="w14 w15 w16se w16cid w16 w16cex w16sdtdh">
+<w:styles xmlns:mc="http://schemas.openxmlformats.org/markup-compatibility/2006" xmlns:r="http://schemas.openxmlformats.org/officeDocument/2006/relationships" xmlns:w="http://schemas.openxmlformats.org/wordprocessingml/2006/main" xmlns:w14="http://schemas.microsoft.com/office/word/2010/wordml" xmlns:w15="http://schemas.microsoft.com/office/word/2012/wordml" xmlns:w16cex="http://schemas.microsoft.com/office/word/2018/wordml/cex" xmlns:w16cid="http://schemas.microsoft.com/office/word/2016/wordml/cid" xmlns:w16="http://schemas.microsoft.com/office/word/2018/wordml" xmlns:w16du="http://schemas.microsoft.com/office/word/2023/wordml/word16du" xmlns:w16sdtdh="http://schemas.microsoft.com/office/word/2020/wordml/sdtdatahash" xmlns:w16sdtfl="http://schemas.microsoft.com/office/word/2024/wordml/sdtformatlock" xmlns:w16se="http://schemas.microsoft.com/office/word/2015/wordml/symex" mc:Ignorable="w14 w15 w16se w16cid w16 w16cex w16sdtdh w16sdtfl w16du">
   <w:docDefaults>
     <w:rPrDefault>
       <w:rPr>
@@ -35229,11 +35237,11 @@
     <w:qFormat/>
     <w:rsid w:val="001B3490"/>
   </w:style>
-  <w:style w:type="paragraph" w:styleId="Judul1">
+  <w:style w:type="paragraph" w:styleId="Heading1">
     <w:name w:val="heading 1"/>
     <w:basedOn w:val="Normal"/>
     <w:next w:val="Normal"/>
-    <w:link w:val="Judul1KAR"/>
+    <w:link w:val="Heading1Char"/>
     <w:uiPriority w:val="9"/>
     <w:qFormat/>
     <w:rsid w:val="001B3490"/>
@@ -35255,11 +35263,11 @@
       <w:szCs w:val="32"/>
     </w:rPr>
   </w:style>
-  <w:style w:type="paragraph" w:styleId="Judul2">
+  <w:style w:type="paragraph" w:styleId="Heading2">
     <w:name w:val="heading 2"/>
     <w:basedOn w:val="Normal"/>
     <w:next w:val="Normal"/>
-    <w:link w:val="Judul2KAR"/>
+    <w:link w:val="Heading2Char"/>
     <w:uiPriority w:val="9"/>
     <w:semiHidden/>
     <w:unhideWhenUsed/>
@@ -35284,11 +35292,11 @@
       <w:szCs w:val="28"/>
     </w:rPr>
   </w:style>
-  <w:style w:type="paragraph" w:styleId="Judul3">
+  <w:style w:type="paragraph" w:styleId="Heading3">
     <w:name w:val="heading 3"/>
     <w:basedOn w:val="Normal"/>
     <w:next w:val="Normal"/>
-    <w:link w:val="Judul3KAR"/>
+    <w:link w:val="Heading3Char"/>
     <w:uiPriority w:val="9"/>
     <w:semiHidden/>
     <w:unhideWhenUsed/>
@@ -35311,11 +35319,11 @@
       <w:szCs w:val="26"/>
     </w:rPr>
   </w:style>
-  <w:style w:type="paragraph" w:styleId="Judul4">
+  <w:style w:type="paragraph" w:styleId="Heading4">
     <w:name w:val="heading 4"/>
     <w:basedOn w:val="Normal"/>
     <w:next w:val="Normal"/>
-    <w:link w:val="Judul4KAR"/>
+    <w:link w:val="Heading4Char"/>
     <w:uiPriority w:val="9"/>
     <w:semiHidden/>
     <w:unhideWhenUsed/>
@@ -35338,11 +35346,11 @@
       <w:szCs w:val="28"/>
     </w:rPr>
   </w:style>
-  <w:style w:type="paragraph" w:styleId="Judul5">
+  <w:style w:type="paragraph" w:styleId="Heading5">
     <w:name w:val="heading 5"/>
     <w:basedOn w:val="Normal"/>
     <w:next w:val="Normal"/>
-    <w:link w:val="Judul5KAR"/>
+    <w:link w:val="Heading5Char"/>
     <w:uiPriority w:val="9"/>
     <w:semiHidden/>
     <w:unhideWhenUsed/>
@@ -35366,11 +35374,11 @@
       <w:szCs w:val="26"/>
     </w:rPr>
   </w:style>
-  <w:style w:type="paragraph" w:styleId="Judul6">
+  <w:style w:type="paragraph" w:styleId="Heading6">
     <w:name w:val="heading 6"/>
     <w:basedOn w:val="Normal"/>
     <w:next w:val="Normal"/>
-    <w:link w:val="Judul6KAR"/>
+    <w:link w:val="Heading6Char"/>
     <w:qFormat/>
     <w:rsid w:val="001B3490"/>
     <w:pPr>
@@ -35388,11 +35396,11 @@
       <w:szCs w:val="22"/>
     </w:rPr>
   </w:style>
-  <w:style w:type="paragraph" w:styleId="Judul7">
+  <w:style w:type="paragraph" w:styleId="Heading7">
     <w:name w:val="heading 7"/>
     <w:basedOn w:val="Normal"/>
     <w:next w:val="Normal"/>
-    <w:link w:val="Judul7KAR"/>
+    <w:link w:val="Heading7Char"/>
     <w:uiPriority w:val="9"/>
     <w:semiHidden/>
     <w:unhideWhenUsed/>
@@ -35412,11 +35420,11 @@
       <w:szCs w:val="24"/>
     </w:rPr>
   </w:style>
-  <w:style w:type="paragraph" w:styleId="Judul8">
+  <w:style w:type="paragraph" w:styleId="Heading8">
     <w:name w:val="heading 8"/>
     <w:basedOn w:val="Normal"/>
     <w:next w:val="Normal"/>
-    <w:link w:val="Judul8KAR"/>
+    <w:link w:val="Heading8Char"/>
     <w:uiPriority w:val="9"/>
     <w:semiHidden/>
     <w:unhideWhenUsed/>
@@ -35438,11 +35446,11 @@
       <w:szCs w:val="24"/>
     </w:rPr>
   </w:style>
-  <w:style w:type="paragraph" w:styleId="Judul9">
+  <w:style w:type="paragraph" w:styleId="Heading9">
     <w:name w:val="heading 9"/>
     <w:basedOn w:val="Normal"/>
     <w:next w:val="Normal"/>
-    <w:link w:val="Judul9KAR"/>
+    <w:link w:val="Heading9Char"/>
     <w:uiPriority w:val="9"/>
     <w:semiHidden/>
     <w:unhideWhenUsed/>
@@ -35462,13 +35470,13 @@
       <w:szCs w:val="22"/>
     </w:rPr>
   </w:style>
-  <w:style w:type="character" w:default="1" w:styleId="FontParagrafDefault">
+  <w:style w:type="character" w:default="1" w:styleId="DefaultParagraphFont">
     <w:name w:val="Default Paragraph Font"/>
     <w:uiPriority w:val="1"/>
     <w:semiHidden/>
     <w:unhideWhenUsed/>
   </w:style>
-  <w:style w:type="table" w:default="1" w:styleId="TabelNormal">
+  <w:style w:type="table" w:default="1" w:styleId="TableNormal">
     <w:name w:val="Normal Table"/>
     <w:uiPriority w:val="99"/>
     <w:semiHidden/>
@@ -35483,16 +35491,16 @@
       </w:tblCellMar>
     </w:tblPr>
   </w:style>
-  <w:style w:type="numbering" w:default="1" w:styleId="TidakAdaDaftar">
+  <w:style w:type="numbering" w:default="1" w:styleId="NoList">
     <w:name w:val="No List"/>
     <w:uiPriority w:val="99"/>
     <w:semiHidden/>
     <w:unhideWhenUsed/>
   </w:style>
-  <w:style w:type="character" w:customStyle="1" w:styleId="Judul1KAR">
-    <w:name w:val="Judul 1 KAR"/>
-    <w:basedOn w:val="FontParagrafDefault"/>
-    <w:link w:val="Judul1"/>
+  <w:style w:type="character" w:customStyle="1" w:styleId="Heading1Char">
+    <w:name w:val="Heading 1 Char"/>
+    <w:basedOn w:val="DefaultParagraphFont"/>
+    <w:link w:val="Heading1"/>
     <w:uiPriority w:val="9"/>
     <w:rsid w:val="001B3490"/>
     <w:rPr>
@@ -35504,10 +35512,10 @@
       <w:szCs w:val="32"/>
     </w:rPr>
   </w:style>
-  <w:style w:type="character" w:customStyle="1" w:styleId="Judul2KAR">
-    <w:name w:val="Judul 2 KAR"/>
-    <w:basedOn w:val="FontParagrafDefault"/>
-    <w:link w:val="Judul2"/>
+  <w:style w:type="character" w:customStyle="1" w:styleId="Heading2Char">
+    <w:name w:val="Heading 2 Char"/>
+    <w:basedOn w:val="DefaultParagraphFont"/>
+    <w:link w:val="Heading2"/>
     <w:uiPriority w:val="9"/>
     <w:semiHidden/>
     <w:rsid w:val="001B3490"/>
@@ -35521,10 +35529,10 @@
       <w:szCs w:val="28"/>
     </w:rPr>
   </w:style>
-  <w:style w:type="character" w:customStyle="1" w:styleId="Judul3KAR">
-    <w:name w:val="Judul 3 KAR"/>
-    <w:basedOn w:val="FontParagrafDefault"/>
-    <w:link w:val="Judul3"/>
+  <w:style w:type="character" w:customStyle="1" w:styleId="Heading3Char">
+    <w:name w:val="Heading 3 Char"/>
+    <w:basedOn w:val="DefaultParagraphFont"/>
+    <w:link w:val="Heading3"/>
     <w:uiPriority w:val="9"/>
     <w:semiHidden/>
     <w:rsid w:val="001B3490"/>
@@ -35536,10 +35544,10 @@
       <w:szCs w:val="26"/>
     </w:rPr>
   </w:style>
-  <w:style w:type="character" w:customStyle="1" w:styleId="Judul4KAR">
-    <w:name w:val="Judul 4 KAR"/>
-    <w:basedOn w:val="FontParagrafDefault"/>
-    <w:link w:val="Judul4"/>
+  <w:style w:type="character" w:customStyle="1" w:styleId="Heading4Char">
+    <w:name w:val="Heading 4 Char"/>
+    <w:basedOn w:val="DefaultParagraphFont"/>
+    <w:link w:val="Heading4"/>
     <w:uiPriority w:val="9"/>
     <w:semiHidden/>
     <w:rsid w:val="001B3490"/>
@@ -35551,10 +35559,10 @@
       <w:szCs w:val="28"/>
     </w:rPr>
   </w:style>
-  <w:style w:type="character" w:customStyle="1" w:styleId="Judul5KAR">
-    <w:name w:val="Judul 5 KAR"/>
-    <w:basedOn w:val="FontParagrafDefault"/>
-    <w:link w:val="Judul5"/>
+  <w:style w:type="character" w:customStyle="1" w:styleId="Heading5Char">
+    <w:name w:val="Heading 5 Char"/>
+    <w:basedOn w:val="DefaultParagraphFont"/>
+    <w:link w:val="Heading5"/>
     <w:uiPriority w:val="9"/>
     <w:semiHidden/>
     <w:rsid w:val="001B3490"/>
@@ -35568,10 +35576,10 @@
       <w:szCs w:val="26"/>
     </w:rPr>
   </w:style>
-  <w:style w:type="character" w:customStyle="1" w:styleId="Judul6KAR">
-    <w:name w:val="Judul 6 KAR"/>
-    <w:basedOn w:val="FontParagrafDefault"/>
-    <w:link w:val="Judul6"/>
+  <w:style w:type="character" w:customStyle="1" w:styleId="Heading6Char">
+    <w:name w:val="Heading 6 Char"/>
+    <w:basedOn w:val="DefaultParagraphFont"/>
+    <w:link w:val="Heading6"/>
     <w:rsid w:val="001B3490"/>
     <w:rPr>
       <w:b/>
@@ -35580,10 +35588,10 @@
       <w:szCs w:val="22"/>
     </w:rPr>
   </w:style>
-  <w:style w:type="character" w:customStyle="1" w:styleId="Judul7KAR">
-    <w:name w:val="Judul 7 KAR"/>
-    <w:basedOn w:val="FontParagrafDefault"/>
-    <w:link w:val="Judul7"/>
+  <w:style w:type="character" w:customStyle="1" w:styleId="Heading7Char">
+    <w:name w:val="Heading 7 Char"/>
+    <w:basedOn w:val="DefaultParagraphFont"/>
+    <w:link w:val="Heading7"/>
     <w:uiPriority w:val="9"/>
     <w:semiHidden/>
     <w:rsid w:val="001B3490"/>
@@ -35593,10 +35601,10 @@
       <w:szCs w:val="24"/>
     </w:rPr>
   </w:style>
-  <w:style w:type="character" w:customStyle="1" w:styleId="Judul8KAR">
-    <w:name w:val="Judul 8 KAR"/>
-    <w:basedOn w:val="FontParagrafDefault"/>
-    <w:link w:val="Judul8"/>
+  <w:style w:type="character" w:customStyle="1" w:styleId="Heading8Char">
+    <w:name w:val="Heading 8 Char"/>
+    <w:basedOn w:val="DefaultParagraphFont"/>
+    <w:link w:val="Heading8"/>
     <w:uiPriority w:val="9"/>
     <w:semiHidden/>
     <w:rsid w:val="001B3490"/>
@@ -35608,10 +35616,10 @@
       <w:szCs w:val="24"/>
     </w:rPr>
   </w:style>
-  <w:style w:type="character" w:customStyle="1" w:styleId="Judul9KAR">
-    <w:name w:val="Judul 9 KAR"/>
-    <w:basedOn w:val="FontParagrafDefault"/>
-    <w:link w:val="Judul9"/>
+  <w:style w:type="character" w:customStyle="1" w:styleId="Heading9Char">
+    <w:name w:val="Heading 9 Char"/>
+    <w:basedOn w:val="DefaultParagraphFont"/>
+    <w:link w:val="Heading9"/>
     <w:uiPriority w:val="9"/>
     <w:semiHidden/>
     <w:rsid w:val="001B3490"/>
@@ -35621,11 +35629,11 @@
       <w:szCs w:val="22"/>
     </w:rPr>
   </w:style>
-  <w:style w:type="paragraph" w:styleId="DaftarParagraf">
+  <w:style w:type="paragraph" w:styleId="ListParagraph">
     <w:name w:val="List Paragraph"/>
     <w:aliases w:val="Body of text,Colorful List - Accent 11,List Paragraph1,Body of text+1,Body of text+2,Body of text+3,List Paragraph11,HEADING 1,Medium Grid 1 - Accent 21,soal jawab,Body of textCxSp,List Paragraph Char Char Char,List Paragraph Char Char"/>
     <w:basedOn w:val="Normal"/>
-    <w:link w:val="DaftarParagrafKAR"/>
+    <w:link w:val="ListParagraphChar"/>
     <w:uiPriority w:val="34"/>
     <w:qFormat/>
     <w:rsid w:val="00A654BC"/>
@@ -35649,10 +35657,10 @@
       <w:szCs w:val="24"/>
     </w:rPr>
   </w:style>
-  <w:style w:type="table" w:styleId="KisiTabel">
+  <w:style w:type="table" w:styleId="TableGrid">
     <w:name w:val="Table Grid"/>
     <w:aliases w:val="Tabel"/>
-    <w:basedOn w:val="TabelNormal"/>
+    <w:basedOn w:val="TableNormal"/>
     <w:uiPriority w:val="59"/>
     <w:rsid w:val="0035587B"/>
     <w:tblPr>
@@ -35666,10 +35674,10 @@
       </w:tblBorders>
     </w:tblPr>
   </w:style>
-  <w:style w:type="paragraph" w:styleId="TeksBalon">
+  <w:style w:type="paragraph" w:styleId="BalloonText">
     <w:name w:val="Balloon Text"/>
     <w:basedOn w:val="Normal"/>
-    <w:link w:val="TeksBalonKAR"/>
+    <w:link w:val="BalloonTextChar"/>
     <w:uiPriority w:val="99"/>
     <w:semiHidden/>
     <w:unhideWhenUsed/>
@@ -35680,10 +35688,10 @@
       <w:szCs w:val="16"/>
     </w:rPr>
   </w:style>
-  <w:style w:type="character" w:customStyle="1" w:styleId="TeksBalonKAR">
-    <w:name w:val="Teks Balon KAR"/>
-    <w:basedOn w:val="FontParagrafDefault"/>
-    <w:link w:val="TeksBalon"/>
+  <w:style w:type="character" w:customStyle="1" w:styleId="BalloonTextChar">
+    <w:name w:val="Balloon Text Char"/>
+    <w:basedOn w:val="DefaultParagraphFont"/>
+    <w:link w:val="BalloonText"/>
     <w:uiPriority w:val="99"/>
     <w:semiHidden/>
     <w:rsid w:val="00FD3458"/>
@@ -35693,7 +35701,7 @@
       <w:szCs w:val="16"/>
     </w:rPr>
   </w:style>
-  <w:style w:type="paragraph" w:styleId="TidakAdaSpasi">
+  <w:style w:type="paragraph" w:styleId="NoSpacing">
     <w:name w:val="No Spacing"/>
     <w:uiPriority w:val="99"/>
     <w:qFormat/>
@@ -35719,10 +35727,10 @@
       <w:lang w:val="id-ID" w:eastAsia="id-ID"/>
     </w:rPr>
   </w:style>
-  <w:style w:type="character" w:customStyle="1" w:styleId="DaftarParagrafKAR">
-    <w:name w:val="Daftar Paragraf KAR"/>
-    <w:aliases w:val="Body of text KAR,Colorful List - Accent 11 KAR,List Paragraph1 KAR,Body of text+1 KAR,Body of text+2 KAR,Body of text+3 KAR,List Paragraph11 KAR,HEADING 1 KAR,Medium Grid 1 - Accent 21 KAR,soal jawab KAR,Body of textCxSp KAR"/>
-    <w:link w:val="DaftarParagraf"/>
+  <w:style w:type="character" w:customStyle="1" w:styleId="ListParagraphChar">
+    <w:name w:val="List Paragraph Char"/>
+    <w:aliases w:val="Body of text Char,Colorful List - Accent 11 Char,List Paragraph1 Char,Body of text+1 Char,Body of text+2 Char,Body of text+3 Char,List Paragraph11 Char,HEADING 1 Char,Medium Grid 1 - Accent 21 Char,soal jawab Char"/>
+    <w:link w:val="ListParagraph"/>
     <w:uiPriority w:val="34"/>
     <w:qFormat/>
     <w:locked/>
@@ -35731,7 +35739,7 @@
   <w:style w:type="paragraph" w:styleId="Header">
     <w:name w:val="header"/>
     <w:basedOn w:val="Normal"/>
-    <w:link w:val="HeaderKAR"/>
+    <w:link w:val="HeaderChar"/>
     <w:uiPriority w:val="99"/>
     <w:unhideWhenUsed/>
     <w:rsid w:val="001C7B89"/>
@@ -35742,9 +35750,9 @@
       </w:tabs>
     </w:pPr>
   </w:style>
-  <w:style w:type="character" w:customStyle="1" w:styleId="HeaderKAR">
-    <w:name w:val="Header KAR"/>
-    <w:basedOn w:val="FontParagrafDefault"/>
+  <w:style w:type="character" w:customStyle="1" w:styleId="HeaderChar">
+    <w:name w:val="Header Char"/>
+    <w:basedOn w:val="DefaultParagraphFont"/>
     <w:link w:val="Header"/>
     <w:uiPriority w:val="99"/>
     <w:rsid w:val="001C7B89"/>
@@ -35752,7 +35760,7 @@
   <w:style w:type="paragraph" w:styleId="Footer">
     <w:name w:val="footer"/>
     <w:basedOn w:val="Normal"/>
-    <w:link w:val="FooterKAR"/>
+    <w:link w:val="FooterChar"/>
     <w:uiPriority w:val="99"/>
     <w:unhideWhenUsed/>
     <w:rsid w:val="001C7B89"/>
@@ -35763,16 +35771,16 @@
       </w:tabs>
     </w:pPr>
   </w:style>
-  <w:style w:type="character" w:customStyle="1" w:styleId="FooterKAR">
-    <w:name w:val="Footer KAR"/>
-    <w:basedOn w:val="FontParagrafDefault"/>
+  <w:style w:type="character" w:customStyle="1" w:styleId="FooterChar">
+    <w:name w:val="Footer Char"/>
+    <w:basedOn w:val="DefaultParagraphFont"/>
     <w:link w:val="Footer"/>
     <w:uiPriority w:val="99"/>
     <w:rsid w:val="001C7B89"/>
   </w:style>
   <w:style w:type="character" w:styleId="Hyperlink">
     <w:name w:val="Hyperlink"/>
-    <w:basedOn w:val="FontParagrafDefault"/>
+    <w:basedOn w:val="DefaultParagraphFont"/>
     <w:uiPriority w:val="99"/>
     <w:unhideWhenUsed/>
     <w:rsid w:val="006F07A1"/>
@@ -35781,9 +35789,9 @@
       <w:u w:val="single"/>
     </w:rPr>
   </w:style>
-  <w:style w:type="character" w:styleId="SebutanYangBelumTerselesaikan">
+  <w:style w:type="character" w:styleId="UnresolvedMention">
     <w:name w:val="Unresolved Mention"/>
-    <w:basedOn w:val="FontParagrafDefault"/>
+    <w:basedOn w:val="DefaultParagraphFont"/>
     <w:uiPriority w:val="99"/>
     <w:semiHidden/>
     <w:unhideWhenUsed/>
@@ -35793,9 +35801,9 @@
       <w:shd w:val="clear" w:color="auto" w:fill="E1DFDD"/>
     </w:rPr>
   </w:style>
-  <w:style w:type="character" w:styleId="Kuat">
+  <w:style w:type="character" w:styleId="Strong">
     <w:name w:val="Strong"/>
-    <w:basedOn w:val="FontParagrafDefault"/>
+    <w:basedOn w:val="DefaultParagraphFont"/>
     <w:uiPriority w:val="22"/>
     <w:qFormat/>
     <w:rsid w:val="00375D62"/>
